--- a/forms/invoice-work.docx
+++ b/forms/invoice-work.docx
@@ -21,19 +21,19 @@
               <w:jc w:val="center"/>
               <w:rPr>
                 <w:rFonts w:asciiTheme="majorBidi" w:hAnsiTheme="majorBidi" w:cstheme="majorBidi"/>
-                <w:sz w:val="20"/>
-                <w:szCs w:val="20"/>
-                <w:lang w:val="uk-UA"/>
-              </w:rPr>
-            </w:pPr>
-            <w:r>
-              <w:rPr>
-                <w:rFonts w:asciiTheme="majorBidi" w:hAnsiTheme="majorBidi" w:cstheme="majorBidi"/>
-                <w:sz w:val="20"/>
-                <w:szCs w:val="20"/>
-                <w:lang w:val="uk-UA"/>
-              </w:rPr>
-              <w:t>Увага! Оплата цього рахунку означає погодження з умовами виконання робіт(надання послуг).</w:t>
+                <w:sz w:val="16"/>
+                <w:szCs w:val="16"/>
+                <w:lang w:val="uk-UA"/>
+              </w:rPr>
+            </w:pPr>
+            <w:r>
+              <w:rPr>
+                <w:rFonts w:asciiTheme="majorBidi" w:hAnsiTheme="majorBidi" w:cstheme="majorBidi"/>
+                <w:sz w:val="16"/>
+                <w:szCs w:val="16"/>
+                <w:lang w:val="uk-UA"/>
+              </w:rPr>
+              <w:t>Увага! Оплата цього рахунку означає погодження з умовами виконання робіт. Повідомлення про оплату є обов'язковим. Роботи надаються у відповідності з домовленістю сторін</w:t>
             </w:r>
           </w:p>
         </w:tc>
@@ -43,6 +43,8 @@
       <w:pPr>
         <w:rPr>
           <w:rFonts w:asciiTheme="majorBidi" w:hAnsiTheme="majorBidi" w:cstheme="majorBidi"/>
+          <w:sz w:val="12"/>
+          <w:szCs w:val="12"/>
           <w:lang w:val="uk-UA"/>
         </w:rPr>
       </w:pPr>
@@ -85,206 +87,452 @@
             <w:pPr>
               <w:rPr>
                 <w:rFonts w:asciiTheme="majorBidi" w:hAnsiTheme="majorBidi" w:cstheme="majorBidi"/>
-                <w:lang w:val="en-US"/>
-              </w:rPr>
-            </w:pPr>
-            <w:r>
-              <w:rPr>
-                <w:rFonts w:asciiTheme="majorBidi" w:hAnsiTheme="majorBidi" w:cstheme="majorBidi"/>
-                <w:b/>
-                <w:bCs/>
-                <w:lang w:val="uk-UA"/>
-              </w:rPr>
-              <w:t>Виконавець:</w:t>
-            </w:r>
-            <w:r>
-              <w:rPr>
-                <w:rFonts w:asciiTheme="majorBidi" w:hAnsiTheme="majorBidi" w:cstheme="majorBidi"/>
-                <w:b/>
-                <w:bCs/>
-                <w:lang w:val="uk-UA"/>
-              </w:rPr>
-              <w:t xml:space="preserve"> </w:t>
-            </w:r>
-            <w:r>
-              <w:rPr>
-                <w:rFonts w:asciiTheme="majorBidi" w:hAnsiTheme="majorBidi" w:cstheme="majorBidi"/>
-                <w:lang w:val="en-US"/>
-              </w:rPr>
-              <w:t>{invoice-</w:t>
-            </w:r>
-            <w:r>
-              <w:rPr>
-                <w:rFonts w:asciiTheme="majorBidi" w:hAnsiTheme="majorBidi" w:cstheme="majorBidi"/>
-                <w:lang w:val="en-US"/>
-              </w:rPr>
-              <w:t>example-performer</w:t>
-            </w:r>
-            <w:r>
-              <w:rPr>
-                <w:rFonts w:asciiTheme="majorBidi" w:hAnsiTheme="majorBidi" w:cstheme="majorBidi"/>
-                <w:lang w:val="en-US"/>
-              </w:rPr>
-              <w:t>}</w:t>
-            </w:r>
-          </w:p>
-          <w:p>
-            <w:pPr>
-              <w:rPr>
-                <w:rFonts w:asciiTheme="majorBidi" w:hAnsiTheme="majorBidi" w:cstheme="majorBidi"/>
-                <w:lang w:val="en-US"/>
-              </w:rPr>
-            </w:pPr>
-            <w:r>
-              <w:rPr>
-                <w:rFonts w:asciiTheme="majorBidi" w:hAnsiTheme="majorBidi" w:cstheme="majorBidi"/>
-                <w:b/>
-                <w:bCs/>
-                <w:lang w:val="uk-UA"/>
-              </w:rPr>
-              <w:t>Код</w:t>
-            </w:r>
-            <w:r>
-              <w:rPr>
-                <w:rFonts w:asciiTheme="majorBidi" w:hAnsiTheme="majorBidi" w:cstheme="majorBidi"/>
-                <w:b/>
-                <w:bCs/>
-                <w:lang w:val="en-US"/>
-              </w:rPr>
-              <w:t xml:space="preserve"> </w:t>
-            </w:r>
-            <w:r>
-              <w:rPr>
-                <w:rFonts w:asciiTheme="majorBidi" w:hAnsiTheme="majorBidi" w:cstheme="majorBidi"/>
-                <w:b/>
-                <w:bCs/>
-                <w:lang w:val="uk-UA"/>
-              </w:rPr>
-              <w:t>за</w:t>
-            </w:r>
-            <w:r>
-              <w:rPr>
-                <w:rFonts w:asciiTheme="majorBidi" w:hAnsiTheme="majorBidi" w:cstheme="majorBidi"/>
-                <w:b/>
-                <w:bCs/>
-                <w:lang w:val="en-US"/>
-              </w:rPr>
-              <w:t xml:space="preserve"> </w:t>
-            </w:r>
-            <w:r>
-              <w:rPr>
-                <w:rFonts w:asciiTheme="majorBidi" w:hAnsiTheme="majorBidi" w:cstheme="majorBidi"/>
-                <w:b/>
-                <w:bCs/>
-                <w:lang w:val="uk-UA"/>
-              </w:rPr>
-              <w:t>ЄДРПОУ:</w:t>
-            </w:r>
-            <w:r>
-              <w:rPr>
-                <w:rFonts w:asciiTheme="majorBidi" w:hAnsiTheme="majorBidi" w:cstheme="majorBidi"/>
-                <w:lang w:val="uk-UA"/>
-              </w:rPr>
-              <w:t xml:space="preserve"> </w:t>
-            </w:r>
-            <w:r>
-              <w:rPr>
-                <w:rFonts w:asciiTheme="majorBidi" w:hAnsiTheme="majorBidi" w:cstheme="majorBidi"/>
-                <w:lang w:val="en-US"/>
-              </w:rPr>
-              <w:t>{invoice-example-</w:t>
-            </w:r>
-            <w:r>
-              <w:rPr>
-                <w:rFonts w:asciiTheme="majorBidi" w:hAnsiTheme="majorBidi" w:cstheme="majorBidi"/>
-                <w:lang w:val="en-US"/>
-              </w:rPr>
-              <w:t>c</w:t>
-            </w:r>
-            <w:r>
-              <w:rPr>
-                <w:rFonts w:asciiTheme="majorBidi" w:hAnsiTheme="majorBidi" w:cstheme="majorBidi"/>
-                <w:lang w:val="en-US"/>
-              </w:rPr>
-              <w:t>od-</w:t>
-            </w:r>
-            <w:proofErr w:type="spellStart"/>
-            <w:r>
-              <w:rPr>
-                <w:rFonts w:asciiTheme="majorBidi" w:hAnsiTheme="majorBidi" w:cstheme="majorBidi"/>
-                <w:lang w:val="en-US"/>
-              </w:rPr>
-              <w:t>edrpou</w:t>
-            </w:r>
-            <w:proofErr w:type="spellEnd"/>
-            <w:r>
-              <w:rPr>
-                <w:rFonts w:asciiTheme="majorBidi" w:hAnsiTheme="majorBidi" w:cstheme="majorBidi"/>
-                <w:lang w:val="en-US"/>
-              </w:rPr>
-              <w:t>}</w:t>
-            </w:r>
-          </w:p>
-          <w:p>
-            <w:pPr>
-              <w:rPr>
-                <w:rFonts w:asciiTheme="majorBidi" w:hAnsiTheme="majorBidi" w:cstheme="majorBidi"/>
-                <w:lang w:val="en-US"/>
-              </w:rPr>
-            </w:pPr>
-            <w:r>
-              <w:rPr>
-                <w:rFonts w:asciiTheme="majorBidi" w:hAnsiTheme="majorBidi" w:cstheme="majorBidi"/>
-                <w:b/>
-                <w:bCs/>
-                <w:lang w:val="uk-UA"/>
-              </w:rPr>
-              <w:t>Банк отримувача:</w:t>
-            </w:r>
-            <w:r>
-              <w:rPr>
-                <w:rFonts w:asciiTheme="majorBidi" w:hAnsiTheme="majorBidi" w:cstheme="majorBidi"/>
-                <w:lang w:val="uk-UA"/>
-              </w:rPr>
-              <w:t xml:space="preserve"> </w:t>
-            </w:r>
-            <w:r>
-              <w:rPr>
-                <w:rFonts w:asciiTheme="majorBidi" w:hAnsiTheme="majorBidi" w:cstheme="majorBidi"/>
-                <w:lang w:val="en-US"/>
-              </w:rPr>
-              <w:t>{invoice-example-bank}</w:t>
-            </w:r>
-          </w:p>
-          <w:p>
-            <w:pPr>
-              <w:rPr>
-                <w:rFonts w:asciiTheme="majorBidi" w:hAnsiTheme="majorBidi" w:cstheme="majorBidi"/>
-                <w:lang w:val="uk-UA"/>
-              </w:rPr>
-            </w:pPr>
-            <w:r>
-              <w:rPr>
-                <w:rFonts w:asciiTheme="majorBidi" w:hAnsiTheme="majorBidi" w:cstheme="majorBidi"/>
-                <w:b/>
-                <w:bCs/>
-                <w:lang w:val="uk-UA"/>
-              </w:rPr>
-              <w:t>№ рахунку:</w:t>
-            </w:r>
-            <w:r>
-              <w:rPr>
-                <w:rFonts w:asciiTheme="majorBidi" w:hAnsiTheme="majorBidi" w:cstheme="majorBidi"/>
-                <w:lang w:val="uk-UA"/>
-              </w:rPr>
-              <w:t xml:space="preserve"> </w:t>
-            </w:r>
-            <w:r>
-              <w:rPr>
-                <w:rFonts w:asciiTheme="majorBidi" w:hAnsiTheme="majorBidi" w:cstheme="majorBidi"/>
-                <w:lang w:val="en-US"/>
-              </w:rPr>
-              <w:t>{invoice-example-bank-account}</w:t>
+                <w:sz w:val="20"/>
+                <w:szCs w:val="20"/>
+                <w:lang w:val="en-US"/>
+              </w:rPr>
+            </w:pPr>
+          </w:p>
+          <w:tbl>
+            <w:tblPr>
+              <w:tblStyle w:val="TableGrid"/>
+              <w:tblW w:w="0" w:type="auto"/>
+              <w:tblBorders>
+                <w:top w:val="none" w:sz="0" w:space="0" w:color="auto"/>
+                <w:left w:val="none" w:sz="0" w:space="0" w:color="auto"/>
+                <w:bottom w:val="none" w:sz="0" w:space="0" w:color="auto"/>
+                <w:right w:val="none" w:sz="0" w:space="0" w:color="auto"/>
+                <w:insideH w:val="none" w:sz="0" w:space="0" w:color="auto"/>
+                <w:insideV w:val="none" w:sz="0" w:space="0" w:color="auto"/>
+              </w:tblBorders>
+              <w:tblLook w:val="04A0" w:firstRow="1" w:lastRow="0" w:firstColumn="1" w:lastColumn="0" w:noHBand="0" w:noVBand="1"/>
+            </w:tblPr>
+            <w:tblGrid>
+              <w:gridCol w:w="1867"/>
+              <w:gridCol w:w="1417"/>
+              <w:gridCol w:w="431"/>
+              <w:gridCol w:w="562"/>
+              <w:gridCol w:w="430"/>
+              <w:gridCol w:w="4985"/>
+            </w:tblGrid>
+            <w:tr>
+              <w:tc>
+                <w:tcPr>
+                  <w:tcW w:w="1867" w:type="dxa"/>
+                </w:tcPr>
+                <w:p>
+                  <w:pPr>
+                    <w:rPr>
+                      <w:rFonts w:asciiTheme="majorBidi" w:hAnsiTheme="majorBidi" w:cstheme="majorBidi"/>
+                      <w:sz w:val="20"/>
+                      <w:szCs w:val="20"/>
+                      <w:lang w:val="en-US"/>
+                    </w:rPr>
+                  </w:pPr>
+                  <w:r>
+                    <w:rPr>
+                      <w:rFonts w:asciiTheme="majorBidi" w:hAnsiTheme="majorBidi" w:cstheme="majorBidi"/>
+                      <w:sz w:val="20"/>
+                      <w:szCs w:val="20"/>
+                      <w:lang w:val="uk-UA"/>
+                    </w:rPr>
+                    <w:t>Отримувач</w:t>
+                  </w:r>
+                </w:p>
+              </w:tc>
+              <w:tc>
+                <w:tcPr>
+                  <w:tcW w:w="7825" w:type="dxa"/>
+                  <w:gridSpan w:val="5"/>
+                </w:tcPr>
+                <w:p>
+                  <w:pPr>
+                    <w:rPr>
+                      <w:rFonts w:asciiTheme="majorBidi" w:hAnsiTheme="majorBidi" w:cstheme="majorBidi"/>
+                      <w:sz w:val="20"/>
+                      <w:szCs w:val="20"/>
+                      <w:lang w:val="en-US"/>
+                    </w:rPr>
+                  </w:pPr>
+                  <w:r>
+                    <w:rPr>
+                      <w:rFonts w:asciiTheme="majorBidi" w:hAnsiTheme="majorBidi" w:cstheme="majorBidi"/>
+                      <w:b/>
+                      <w:bCs/>
+                      <w:sz w:val="20"/>
+                      <w:szCs w:val="20"/>
+                      <w:lang w:val="en-US"/>
+                    </w:rPr>
+                    <w:t>{invoice-example-contractor</w:t>
+                  </w:r>
+                  <w:r>
+                    <w:rPr>
+                      <w:rFonts w:asciiTheme="majorBidi" w:hAnsiTheme="majorBidi" w:cstheme="majorBidi"/>
+                      <w:b/>
+                      <w:bCs/>
+                      <w:sz w:val="20"/>
+                      <w:szCs w:val="20"/>
+                      <w:lang w:val="uk-UA"/>
+                    </w:rPr>
+                    <w:t>-</w:t>
+                  </w:r>
+                  <w:r>
+                    <w:rPr>
+                      <w:rFonts w:asciiTheme="majorBidi" w:hAnsiTheme="majorBidi" w:cstheme="majorBidi"/>
+                      <w:b/>
+                      <w:bCs/>
+                      <w:sz w:val="20"/>
+                      <w:szCs w:val="20"/>
+                      <w:lang w:val="en-US"/>
+                    </w:rPr>
+                    <w:t>fullname}</w:t>
+                  </w:r>
+                </w:p>
+              </w:tc>
+            </w:tr>
+            <w:tr>
+              <w:tc>
+                <w:tcPr>
+                  <w:tcW w:w="1867" w:type="dxa"/>
+                  <w:tcBorders>
+                    <w:right w:val="single" w:sz="4" w:space="0" w:color="auto"/>
+                  </w:tcBorders>
+                </w:tcPr>
+                <w:p>
+                  <w:pPr>
+                    <w:rPr>
+                      <w:rFonts w:asciiTheme="majorBidi" w:hAnsiTheme="majorBidi" w:cstheme="majorBidi"/>
+                      <w:sz w:val="20"/>
+                      <w:szCs w:val="20"/>
+                      <w:lang w:val="en-US"/>
+                    </w:rPr>
+                  </w:pPr>
+                  <w:r>
+                    <w:rPr>
+                      <w:rFonts w:asciiTheme="majorBidi" w:hAnsiTheme="majorBidi" w:cstheme="majorBidi"/>
+                      <w:sz w:val="20"/>
+                      <w:szCs w:val="20"/>
+                      <w:lang w:val="uk-UA"/>
+                    </w:rPr>
+                    <w:t>Код</w:t>
+                  </w:r>
+                  <w:r>
+                    <w:rPr>
+                      <w:rFonts w:asciiTheme="majorBidi" w:hAnsiTheme="majorBidi" w:cstheme="majorBidi"/>
+                      <w:sz w:val="20"/>
+                      <w:szCs w:val="20"/>
+                      <w:lang w:val="en-US"/>
+                    </w:rPr>
+                    <w:t xml:space="preserve"> </w:t>
+                  </w:r>
+                  <w:r>
+                    <w:rPr>
+                      <w:rFonts w:asciiTheme="majorBidi" w:hAnsiTheme="majorBidi" w:cstheme="majorBidi"/>
+                      <w:sz w:val="20"/>
+                      <w:szCs w:val="20"/>
+                      <w:lang w:val="uk-UA"/>
+                    </w:rPr>
+                    <w:t>за</w:t>
+                  </w:r>
+                  <w:r>
+                    <w:rPr>
+                      <w:rFonts w:asciiTheme="majorBidi" w:hAnsiTheme="majorBidi" w:cstheme="majorBidi"/>
+                      <w:sz w:val="20"/>
+                      <w:szCs w:val="20"/>
+                      <w:lang w:val="en-US"/>
+                    </w:rPr>
+                    <w:t xml:space="preserve"> </w:t>
+                  </w:r>
+                  <w:r>
+                    <w:rPr>
+                      <w:rFonts w:asciiTheme="majorBidi" w:hAnsiTheme="majorBidi" w:cstheme="majorBidi"/>
+                      <w:sz w:val="20"/>
+                      <w:szCs w:val="20"/>
+                      <w:lang w:val="uk-UA"/>
+                    </w:rPr>
+                    <w:t>ЄДРПОУ</w:t>
+                  </w:r>
+                </w:p>
+              </w:tc>
+              <w:tc>
+                <w:tcPr>
+                  <w:tcW w:w="2840" w:type="dxa"/>
+                  <w:gridSpan w:val="4"/>
+                  <w:tcBorders>
+                    <w:top w:val="single" w:sz="4" w:space="0" w:color="auto"/>
+                    <w:left w:val="single" w:sz="4" w:space="0" w:color="auto"/>
+                    <w:bottom w:val="single" w:sz="4" w:space="0" w:color="auto"/>
+                    <w:right w:val="single" w:sz="4" w:space="0" w:color="auto"/>
+                  </w:tcBorders>
+                </w:tcPr>
+                <w:p>
+                  <w:pPr>
+                    <w:spacing w:before="60" w:after="60"/>
+                    <w:jc w:val="center"/>
+                    <w:rPr>
+                      <w:rFonts w:asciiTheme="majorBidi" w:hAnsiTheme="majorBidi" w:cstheme="majorBidi"/>
+                      <w:b/>
+                      <w:bCs/>
+                      <w:sz w:val="20"/>
+                      <w:szCs w:val="20"/>
+                      <w:lang w:val="en-US"/>
+                    </w:rPr>
+                  </w:pPr>
+                  <w:r>
+                    <w:rPr>
+                      <w:rFonts w:asciiTheme="majorBidi" w:hAnsiTheme="majorBidi" w:cstheme="majorBidi"/>
+                      <w:b/>
+                      <w:bCs/>
+                      <w:sz w:val="20"/>
+                      <w:szCs w:val="20"/>
+                      <w:lang w:val="en-US"/>
+                    </w:rPr>
+                    <w:t>{invoice-example-contractor-cod-edrpou}</w:t>
+                  </w:r>
+                </w:p>
+              </w:tc>
+              <w:tc>
+                <w:tcPr>
+                  <w:tcW w:w="4985" w:type="dxa"/>
+                  <w:tcBorders>
+                    <w:left w:val="single" w:sz="4" w:space="0" w:color="auto"/>
+                  </w:tcBorders>
+                </w:tcPr>
+                <w:p>
+                  <w:pPr>
+                    <w:rPr>
+                      <w:rFonts w:asciiTheme="majorBidi" w:hAnsiTheme="majorBidi" w:cstheme="majorBidi"/>
+                      <w:sz w:val="20"/>
+                      <w:szCs w:val="20"/>
+                      <w:lang w:val="en-US"/>
+                    </w:rPr>
+                  </w:pPr>
+                </w:p>
+              </w:tc>
+            </w:tr>
+            <w:tr>
+              <w:tc>
+                <w:tcPr>
+                  <w:tcW w:w="3284" w:type="dxa"/>
+                  <w:gridSpan w:val="2"/>
+                </w:tcPr>
+                <w:p>
+                  <w:pPr>
+                    <w:rPr>
+                      <w:rFonts w:asciiTheme="majorBidi" w:hAnsiTheme="majorBidi" w:cstheme="majorBidi"/>
+                      <w:sz w:val="20"/>
+                      <w:szCs w:val="20"/>
+                      <w:lang w:val="en-US"/>
+                    </w:rPr>
+                  </w:pPr>
+                  <w:r>
+                    <w:rPr>
+                      <w:rFonts w:asciiTheme="majorBidi" w:hAnsiTheme="majorBidi" w:cstheme="majorBidi"/>
+                      <w:sz w:val="20"/>
+                      <w:szCs w:val="20"/>
+                      <w:lang w:val="uk-UA"/>
+                    </w:rPr>
+                    <w:t>Банк отримувача</w:t>
+                  </w:r>
+                </w:p>
+              </w:tc>
+              <w:tc>
+                <w:tcPr>
+                  <w:tcW w:w="993" w:type="dxa"/>
+                  <w:gridSpan w:val="2"/>
+                </w:tcPr>
+                <w:p>
+                  <w:pPr>
+                    <w:rPr>
+                      <w:rFonts w:asciiTheme="majorBidi" w:hAnsiTheme="majorBidi" w:cstheme="majorBidi"/>
+                      <w:sz w:val="20"/>
+                      <w:szCs w:val="20"/>
+                      <w:lang w:val="en-US"/>
+                    </w:rPr>
+                  </w:pPr>
+                </w:p>
+              </w:tc>
+              <w:tc>
+                <w:tcPr>
+                  <w:tcW w:w="5415" w:type="dxa"/>
+                  <w:gridSpan w:val="2"/>
+                  <w:tcBorders>
+                    <w:bottom w:val="single" w:sz="4" w:space="0" w:color="auto"/>
+                  </w:tcBorders>
+                </w:tcPr>
+                <w:p>
+                  <w:pPr>
+                    <w:jc w:val="center"/>
+                    <w:rPr>
+                      <w:rFonts w:asciiTheme="majorBidi" w:hAnsiTheme="majorBidi" w:cstheme="majorBidi"/>
+                      <w:sz w:val="20"/>
+                      <w:szCs w:val="20"/>
+                      <w:lang w:val="en-US"/>
+                    </w:rPr>
+                  </w:pPr>
+                  <w:r>
+                    <w:rPr>
+                      <w:rFonts w:asciiTheme="majorBidi" w:hAnsiTheme="majorBidi" w:cstheme="majorBidi"/>
+                      <w:sz w:val="20"/>
+                      <w:szCs w:val="20"/>
+                      <w:lang w:val="en-US"/>
+                    </w:rPr>
+                    <w:t>IBAN</w:t>
+                  </w:r>
+                </w:p>
+              </w:tc>
+            </w:tr>
+            <w:tr>
+              <w:tc>
+                <w:tcPr>
+                  <w:tcW w:w="3715" w:type="dxa"/>
+                  <w:gridSpan w:val="3"/>
+                  <w:tcBorders>
+                    <w:bottom w:val="single" w:sz="4" w:space="0" w:color="auto"/>
+                  </w:tcBorders>
+                </w:tcPr>
+                <w:p>
+                  <w:pPr>
+                    <w:rPr>
+                      <w:rFonts w:asciiTheme="majorBidi" w:hAnsiTheme="majorBidi" w:cstheme="majorBidi"/>
+                      <w:b/>
+                      <w:bCs/>
+                      <w:sz w:val="20"/>
+                      <w:szCs w:val="20"/>
+                      <w:lang w:val="en-US"/>
+                    </w:rPr>
+                  </w:pPr>
+                  <w:r>
+                    <w:rPr>
+                      <w:rFonts w:asciiTheme="majorBidi" w:hAnsiTheme="majorBidi" w:cstheme="majorBidi"/>
+                      <w:b/>
+                      <w:bCs/>
+                      <w:sz w:val="20"/>
+                      <w:szCs w:val="20"/>
+                      <w:lang w:val="en-US"/>
+                    </w:rPr>
+                    <w:t>{invoice-example-</w:t>
+                  </w:r>
+                  <w:r>
+                    <w:rPr>
+                      <w:rFonts w:asciiTheme="majorBidi" w:hAnsiTheme="majorBidi" w:cstheme="majorBidi"/>
+                      <w:b/>
+                      <w:bCs/>
+                      <w:sz w:val="20"/>
+                      <w:szCs w:val="20"/>
+                      <w:lang w:val="en-US"/>
+                    </w:rPr>
+                    <w:t>contractor-</w:t>
+                  </w:r>
+                  <w:r>
+                    <w:rPr>
+                      <w:rFonts w:asciiTheme="majorBidi" w:hAnsiTheme="majorBidi" w:cstheme="majorBidi"/>
+                      <w:b/>
+                      <w:bCs/>
+                      <w:sz w:val="20"/>
+                      <w:szCs w:val="20"/>
+                      <w:lang w:val="en-US"/>
+                    </w:rPr>
+                    <w:t>bank}</w:t>
+                  </w:r>
+                </w:p>
+              </w:tc>
+              <w:tc>
+                <w:tcPr>
+                  <w:tcW w:w="562" w:type="dxa"/>
+                  <w:tcBorders>
+                    <w:right w:val="single" w:sz="4" w:space="0" w:color="auto"/>
+                  </w:tcBorders>
+                </w:tcPr>
+                <w:p>
+                  <w:pPr>
+                    <w:rPr>
+                      <w:rFonts w:asciiTheme="majorBidi" w:hAnsiTheme="majorBidi" w:cstheme="majorBidi"/>
+                      <w:sz w:val="20"/>
+                      <w:szCs w:val="20"/>
+                      <w:lang w:val="en-US"/>
+                    </w:rPr>
+                  </w:pPr>
+                </w:p>
+              </w:tc>
+              <w:tc>
+                <w:tcPr>
+                  <w:tcW w:w="5415" w:type="dxa"/>
+                  <w:gridSpan w:val="2"/>
+                  <w:tcBorders>
+                    <w:top w:val="single" w:sz="4" w:space="0" w:color="auto"/>
+                    <w:left w:val="single" w:sz="4" w:space="0" w:color="auto"/>
+                    <w:bottom w:val="single" w:sz="4" w:space="0" w:color="auto"/>
+                    <w:right w:val="single" w:sz="4" w:space="0" w:color="auto"/>
+                  </w:tcBorders>
+                </w:tcPr>
+                <w:p>
+                  <w:pPr>
+                    <w:spacing w:before="60" w:after="60"/>
+                    <w:jc w:val="center"/>
+                    <w:rPr>
+                      <w:rFonts w:asciiTheme="majorBidi" w:hAnsiTheme="majorBidi" w:cstheme="majorBidi"/>
+                      <w:b/>
+                      <w:bCs/>
+                      <w:sz w:val="20"/>
+                      <w:szCs w:val="20"/>
+                      <w:lang w:val="en-US"/>
+                    </w:rPr>
+                  </w:pPr>
+                  <w:r>
+                    <w:rPr>
+                      <w:rFonts w:asciiTheme="majorBidi" w:hAnsiTheme="majorBidi" w:cstheme="majorBidi"/>
+                      <w:b/>
+                      <w:bCs/>
+                      <w:sz w:val="20"/>
+                      <w:szCs w:val="20"/>
+                      <w:lang w:val="en-US"/>
+                    </w:rPr>
+                    <w:t>{invoice-example-</w:t>
+                  </w:r>
+                  <w:r>
+                    <w:rPr>
+                      <w:rFonts w:asciiTheme="majorBidi" w:hAnsiTheme="majorBidi" w:cstheme="majorBidi"/>
+                      <w:b/>
+                      <w:bCs/>
+                      <w:sz w:val="20"/>
+                      <w:szCs w:val="20"/>
+                      <w:lang w:val="en-US"/>
+                    </w:rPr>
+                    <w:t>contractor-</w:t>
+                  </w:r>
+                  <w:r>
+                    <w:rPr>
+                      <w:rFonts w:asciiTheme="majorBidi" w:hAnsiTheme="majorBidi" w:cstheme="majorBidi"/>
+                      <w:b/>
+                      <w:bCs/>
+                      <w:sz w:val="20"/>
+                      <w:szCs w:val="20"/>
+                      <w:lang w:val="en-US"/>
+                    </w:rPr>
+                    <w:t>bank-account}</w:t>
+                  </w:r>
+                </w:p>
+              </w:tc>
+            </w:tr>
+          </w:tbl>
+          <w:p>
+            <w:pPr>
+              <w:rPr>
+                <w:rFonts w:asciiTheme="majorBidi" w:hAnsiTheme="majorBidi" w:cstheme="majorBidi"/>
+                <w:sz w:val="20"/>
+                <w:szCs w:val="20"/>
+                <w:lang w:val="uk-UA"/>
+              </w:rPr>
+            </w:pPr>
+            <w:r>
+              <w:rPr>
+                <w:rFonts w:asciiTheme="majorBidi" w:hAnsiTheme="majorBidi" w:cstheme="majorBidi"/>
+                <w:sz w:val="20"/>
+                <w:szCs w:val="20"/>
+                <w:lang w:val="en-US"/>
+              </w:rPr>
+              <w:t xml:space="preserve">   </w:t>
             </w:r>
           </w:p>
         </w:tc>
@@ -423,6 +671,8 @@
       <w:pPr>
         <w:rPr>
           <w:rFonts w:asciiTheme="majorBidi" w:hAnsiTheme="majorBidi" w:cstheme="majorBidi"/>
+          <w:sz w:val="8"/>
+          <w:szCs w:val="8"/>
           <w:lang w:val="uk-UA"/>
         </w:rPr>
       </w:pPr>
@@ -457,16 +707,14 @@
             <w:pPr>
               <w:rPr>
                 <w:rFonts w:asciiTheme="majorBidi" w:hAnsiTheme="majorBidi" w:cstheme="majorBidi"/>
-                <w:b/>
-                <w:bCs/>
-                <w:lang w:val="uk-UA"/>
-              </w:rPr>
-            </w:pPr>
-            <w:r>
-              <w:rPr>
-                <w:rFonts w:asciiTheme="majorBidi" w:hAnsiTheme="majorBidi" w:cstheme="majorBidi"/>
-                <w:b/>
-                <w:bCs/>
+                <w:u w:val="single"/>
+                <w:lang w:val="uk-UA"/>
+              </w:rPr>
+            </w:pPr>
+            <w:r>
+              <w:rPr>
+                <w:rFonts w:asciiTheme="majorBidi" w:hAnsiTheme="majorBidi" w:cstheme="majorBidi"/>
+                <w:u w:val="single"/>
                 <w:lang w:val="uk-UA"/>
               </w:rPr>
               <w:t>Виконавець</w:t>
@@ -474,8 +722,7 @@
             <w:r>
               <w:rPr>
                 <w:rFonts w:asciiTheme="majorBidi" w:hAnsiTheme="majorBidi" w:cstheme="majorBidi"/>
-                <w:b/>
-                <w:bCs/>
+                <w:u w:val="single"/>
                 <w:lang w:val="uk-UA"/>
               </w:rPr>
               <w:t>:</w:t>
@@ -490,34 +737,199 @@
             <w:pPr>
               <w:rPr>
                 <w:rFonts w:asciiTheme="majorBidi" w:hAnsiTheme="majorBidi" w:cstheme="majorBidi"/>
-                <w:lang w:val="en-US"/>
-              </w:rPr>
-            </w:pPr>
-            <w:r>
-              <w:rPr>
-                <w:rFonts w:asciiTheme="majorBidi" w:hAnsiTheme="majorBidi" w:cstheme="majorBidi"/>
-                <w:lang w:val="en-US"/>
-              </w:rPr>
-              <w:t>{invoice-performer}</w:t>
-            </w:r>
-            <w:r>
-              <w:rPr>
-                <w:rFonts w:asciiTheme="majorBidi" w:hAnsiTheme="majorBidi" w:cstheme="majorBidi"/>
-                <w:lang w:val="uk-UA"/>
-              </w:rPr>
-              <w:t>,</w:t>
-            </w:r>
-          </w:p>
-          <w:p>
-            <w:pPr>
-              <w:rPr>
-                <w:rFonts w:asciiTheme="majorBidi" w:hAnsiTheme="majorBidi" w:cstheme="majorBidi"/>
-                <w:lang w:val="en-US"/>
-              </w:rPr>
-            </w:pPr>
-            <w:r>
-              <w:rPr>
-                <w:rFonts w:asciiTheme="majorBidi" w:hAnsiTheme="majorBidi" w:cstheme="majorBidi"/>
+                <w:b/>
+                <w:bCs/>
+                <w:lang w:val="en-US"/>
+              </w:rPr>
+            </w:pPr>
+            <w:r>
+              <w:rPr>
+                <w:rFonts w:asciiTheme="majorBidi" w:hAnsiTheme="majorBidi" w:cstheme="majorBidi"/>
+                <w:b/>
+                <w:bCs/>
+                <w:lang w:val="en-US"/>
+              </w:rPr>
+              <w:t>{invoice-</w:t>
+            </w:r>
+            <w:r>
+              <w:rPr>
+                <w:rFonts w:asciiTheme="majorBidi" w:hAnsiTheme="majorBidi" w:cstheme="majorBidi"/>
+                <w:b/>
+                <w:bCs/>
+                <w:lang w:val="en-US"/>
+              </w:rPr>
+              <w:t>contractor</w:t>
+            </w:r>
+            <w:r>
+              <w:rPr>
+                <w:rFonts w:asciiTheme="majorBidi" w:hAnsiTheme="majorBidi" w:cstheme="majorBidi"/>
+                <w:b/>
+                <w:bCs/>
+                <w:lang w:val="en-US"/>
+              </w:rPr>
+              <w:t>-fullname</w:t>
+            </w:r>
+            <w:r>
+              <w:rPr>
+                <w:rFonts w:asciiTheme="majorBidi" w:hAnsiTheme="majorBidi" w:cstheme="majorBidi"/>
+                <w:b/>
+                <w:bCs/>
+                <w:lang w:val="en-US"/>
+              </w:rPr>
+              <w:t>}</w:t>
+            </w:r>
+          </w:p>
+          <w:p>
+            <w:pPr>
+              <w:rPr>
+                <w:rFonts w:asciiTheme="majorBidi" w:hAnsiTheme="majorBidi" w:cstheme="majorBidi"/>
+                <w:sz w:val="20"/>
+                <w:szCs w:val="20"/>
+                <w:lang w:val="en-US"/>
+              </w:rPr>
+            </w:pPr>
+            <w:r>
+              <w:rPr>
+                <w:rFonts w:asciiTheme="majorBidi" w:hAnsiTheme="majorBidi" w:cstheme="majorBidi"/>
+                <w:sz w:val="20"/>
+                <w:szCs w:val="20"/>
+                <w:lang w:val="uk-UA"/>
+              </w:rPr>
+              <w:t>{</w:t>
+            </w:r>
+            <w:r>
+              <w:rPr>
+                <w:rFonts w:asciiTheme="majorBidi" w:hAnsiTheme="majorBidi" w:cstheme="majorBidi"/>
+                <w:sz w:val="20"/>
+                <w:szCs w:val="20"/>
+                <w:lang w:val="en-US"/>
+              </w:rPr>
+              <w:t>invoice</w:t>
+            </w:r>
+            <w:r>
+              <w:rPr>
+                <w:rFonts w:asciiTheme="majorBidi" w:hAnsiTheme="majorBidi" w:cstheme="majorBidi"/>
+                <w:sz w:val="20"/>
+                <w:szCs w:val="20"/>
+                <w:lang w:val="uk-UA"/>
+              </w:rPr>
+              <w:t>-</w:t>
+            </w:r>
+            <w:r>
+              <w:rPr>
+                <w:rFonts w:asciiTheme="majorBidi" w:hAnsiTheme="majorBidi" w:cstheme="majorBidi"/>
+                <w:sz w:val="20"/>
+                <w:szCs w:val="20"/>
+                <w:lang w:val="en-US"/>
+              </w:rPr>
+              <w:t>contractor-bank</w:t>
+            </w:r>
+            <w:r>
+              <w:rPr>
+                <w:rFonts w:asciiTheme="majorBidi" w:hAnsiTheme="majorBidi" w:cstheme="majorBidi"/>
+                <w:sz w:val="20"/>
+                <w:szCs w:val="20"/>
+                <w:lang w:val="uk-UA"/>
+              </w:rPr>
+              <w:t>-</w:t>
+            </w:r>
+            <w:r>
+              <w:rPr>
+                <w:rFonts w:asciiTheme="majorBidi" w:hAnsiTheme="majorBidi" w:cstheme="majorBidi"/>
+                <w:sz w:val="20"/>
+                <w:szCs w:val="20"/>
+                <w:lang w:val="en-US"/>
+              </w:rPr>
+              <w:t>account</w:t>
+            </w:r>
+            <w:r>
+              <w:rPr>
+                <w:rFonts w:asciiTheme="majorBidi" w:hAnsiTheme="majorBidi" w:cstheme="majorBidi"/>
+                <w:sz w:val="20"/>
+                <w:szCs w:val="20"/>
+                <w:lang w:val="uk-UA"/>
+              </w:rPr>
+              <w:t xml:space="preserve">} у </w:t>
+            </w:r>
+            <w:r>
+              <w:rPr>
+                <w:rFonts w:asciiTheme="majorBidi" w:hAnsiTheme="majorBidi" w:cstheme="majorBidi"/>
+                <w:sz w:val="20"/>
+                <w:szCs w:val="20"/>
+                <w:lang w:val="en-US"/>
+              </w:rPr>
+              <w:t>{invoice-contractor-bank}</w:t>
+            </w:r>
+          </w:p>
+          <w:p>
+            <w:pPr>
+              <w:rPr>
+                <w:rFonts w:asciiTheme="majorBidi" w:hAnsiTheme="majorBidi" w:cstheme="majorBidi"/>
+                <w:sz w:val="20"/>
+                <w:szCs w:val="20"/>
+                <w:lang w:val="en-US"/>
+              </w:rPr>
+            </w:pPr>
+            <w:r>
+              <w:rPr>
+                <w:rFonts w:asciiTheme="majorBidi" w:hAnsiTheme="majorBidi" w:cstheme="majorBidi"/>
+                <w:sz w:val="20"/>
+                <w:szCs w:val="20"/>
+                <w:lang w:val="en-US"/>
+              </w:rPr>
+              <w:t>{invoice-contractor-address}</w:t>
+            </w:r>
+            <w:r>
+              <w:rPr>
+                <w:rFonts w:asciiTheme="majorBidi" w:hAnsiTheme="majorBidi" w:cstheme="majorBidi"/>
+                <w:sz w:val="20"/>
+                <w:szCs w:val="20"/>
+                <w:lang w:val="en-US"/>
+              </w:rPr>
+              <w:t xml:space="preserve">, </w:t>
+            </w:r>
+            <w:r>
+              <w:rPr>
+                <w:rFonts w:asciiTheme="majorBidi" w:hAnsiTheme="majorBidi" w:cstheme="majorBidi"/>
+                <w:sz w:val="20"/>
+                <w:szCs w:val="20"/>
+                <w:lang w:val="en-US"/>
+              </w:rPr>
+              <w:t>{invoice-contractor-</w:t>
+            </w:r>
+            <w:r>
+              <w:rPr>
+                <w:rFonts w:asciiTheme="majorBidi" w:hAnsiTheme="majorBidi" w:cstheme="majorBidi"/>
+                <w:sz w:val="20"/>
+                <w:szCs w:val="20"/>
+                <w:lang w:val="en-US"/>
+              </w:rPr>
+              <w:t>contacts</w:t>
+            </w:r>
+            <w:r>
+              <w:rPr>
+                <w:rFonts w:asciiTheme="majorBidi" w:hAnsiTheme="majorBidi" w:cstheme="majorBidi"/>
+                <w:sz w:val="20"/>
+                <w:szCs w:val="20"/>
+                <w:lang w:val="en-US"/>
+              </w:rPr>
+              <w:t>}</w:t>
+            </w:r>
+          </w:p>
+          <w:p>
+            <w:pPr>
+              <w:rPr>
+                <w:rFonts w:asciiTheme="majorBidi" w:hAnsiTheme="majorBidi" w:cstheme="majorBidi"/>
+                <w:sz w:val="20"/>
+                <w:szCs w:val="20"/>
+                <w:lang w:val="en-US"/>
+              </w:rPr>
+            </w:pPr>
+            <w:r>
+              <w:rPr>
+                <w:rFonts w:asciiTheme="majorBidi" w:hAnsiTheme="majorBidi" w:cstheme="majorBidi"/>
+                <w:sz w:val="20"/>
+                <w:szCs w:val="20"/>
                 <w:lang w:val="uk-UA"/>
               </w:rPr>
               <w:t xml:space="preserve">код за ЄДРПОУ </w:t>
@@ -525,36 +937,35 @@
             <w:r>
               <w:rPr>
                 <w:rFonts w:asciiTheme="majorBidi" w:hAnsiTheme="majorBidi" w:cstheme="majorBidi"/>
-                <w:lang w:val="en-US"/>
-              </w:rPr>
-              <w:t>{</w:t>
-            </w:r>
-            <w:r>
-              <w:rPr>
-                <w:rFonts w:asciiTheme="majorBidi" w:hAnsiTheme="majorBidi" w:cstheme="majorBidi"/>
-                <w:lang w:val="en-US"/>
-              </w:rPr>
-              <w:t>invoice-cod-</w:t>
-            </w:r>
-            <w:proofErr w:type="spellStart"/>
-            <w:r>
-              <w:rPr>
-                <w:rFonts w:asciiTheme="majorBidi" w:hAnsiTheme="majorBidi" w:cstheme="majorBidi"/>
-                <w:lang w:val="en-US"/>
-              </w:rPr>
-              <w:t>edrpou</w:t>
-            </w:r>
-            <w:proofErr w:type="spellEnd"/>
-            <w:r>
-              <w:rPr>
-                <w:rFonts w:asciiTheme="majorBidi" w:hAnsiTheme="majorBidi" w:cstheme="majorBidi"/>
-                <w:lang w:val="en-US"/>
-              </w:rPr>
-              <w:t>}</w:t>
-            </w:r>
-            <w:r>
-              <w:rPr>
-                <w:rFonts w:asciiTheme="majorBidi" w:hAnsiTheme="majorBidi" w:cstheme="majorBidi"/>
+                <w:sz w:val="20"/>
+                <w:szCs w:val="20"/>
+                <w:lang w:val="en-US"/>
+              </w:rPr>
+              <w:t>{invoice-</w:t>
+            </w:r>
+            <w:r>
+              <w:rPr>
+                <w:rFonts w:asciiTheme="majorBidi" w:hAnsiTheme="majorBidi" w:cstheme="majorBidi"/>
+                <w:sz w:val="20"/>
+                <w:szCs w:val="20"/>
+                <w:lang w:val="en-US"/>
+              </w:rPr>
+              <w:t>contractor-</w:t>
+            </w:r>
+            <w:r>
+              <w:rPr>
+                <w:rFonts w:asciiTheme="majorBidi" w:hAnsiTheme="majorBidi" w:cstheme="majorBidi"/>
+                <w:sz w:val="20"/>
+                <w:szCs w:val="20"/>
+                <w:lang w:val="en-US"/>
+              </w:rPr>
+              <w:t>cod-edrpou}</w:t>
+            </w:r>
+            <w:r>
+              <w:rPr>
+                <w:rFonts w:asciiTheme="majorBidi" w:hAnsiTheme="majorBidi" w:cstheme="majorBidi"/>
+                <w:sz w:val="20"/>
+                <w:szCs w:val="20"/>
                 <w:lang w:val="uk-UA"/>
               </w:rPr>
               <w:t xml:space="preserve">, ІПН </w:t>
@@ -562,6 +973,8 @@
             <w:r>
               <w:rPr>
                 <w:rFonts w:asciiTheme="majorBidi" w:hAnsiTheme="majorBidi" w:cstheme="majorBidi"/>
+                <w:sz w:val="20"/>
+                <w:szCs w:val="20"/>
                 <w:lang w:val="en-US"/>
               </w:rPr>
               <w:t>{invoice-</w:t>
@@ -569,6 +982,17 @@
             <w:r>
               <w:rPr>
                 <w:rFonts w:asciiTheme="majorBidi" w:hAnsiTheme="majorBidi" w:cstheme="majorBidi"/>
+                <w:sz w:val="20"/>
+                <w:szCs w:val="20"/>
+                <w:lang w:val="en-US"/>
+              </w:rPr>
+              <w:t>contractor-</w:t>
+            </w:r>
+            <w:r>
+              <w:rPr>
+                <w:rFonts w:asciiTheme="majorBidi" w:hAnsiTheme="majorBidi" w:cstheme="majorBidi"/>
+                <w:sz w:val="20"/>
+                <w:szCs w:val="20"/>
                 <w:lang w:val="en-US"/>
               </w:rPr>
               <w:t>c</w:t>
@@ -576,95 +1000,22 @@
             <w:r>
               <w:rPr>
                 <w:rFonts w:asciiTheme="majorBidi" w:hAnsiTheme="majorBidi" w:cstheme="majorBidi"/>
+                <w:sz w:val="20"/>
+                <w:szCs w:val="20"/>
                 <w:lang w:val="en-US"/>
               </w:rPr>
               <w:t>od-tax}</w:t>
             </w:r>
-            <w:r>
-              <w:rPr>
-                <w:rFonts w:asciiTheme="majorBidi" w:hAnsiTheme="majorBidi" w:cstheme="majorBidi"/>
-                <w:lang w:val="uk-UA"/>
-              </w:rPr>
-              <w:t>,</w:t>
-            </w:r>
-          </w:p>
-          <w:p>
-            <w:pPr>
-              <w:rPr>
-                <w:rFonts w:asciiTheme="majorBidi" w:hAnsiTheme="majorBidi" w:cstheme="majorBidi"/>
-                <w:lang w:val="en-US"/>
-              </w:rPr>
-            </w:pPr>
-            <w:r>
-              <w:rPr>
-                <w:rFonts w:asciiTheme="majorBidi" w:hAnsiTheme="majorBidi" w:cstheme="majorBidi"/>
-                <w:lang w:val="uk-UA"/>
-              </w:rPr>
-              <w:t xml:space="preserve">П/р </w:t>
-            </w:r>
-            <w:r>
-              <w:rPr>
-                <w:rFonts w:asciiTheme="majorBidi" w:hAnsiTheme="majorBidi" w:cstheme="majorBidi"/>
-                <w:lang w:val="uk-UA"/>
-              </w:rPr>
-              <w:t>{</w:t>
-            </w:r>
-            <w:r>
-              <w:rPr>
-                <w:rFonts w:asciiTheme="majorBidi" w:hAnsiTheme="majorBidi" w:cstheme="majorBidi"/>
-                <w:lang w:val="en-US"/>
-              </w:rPr>
-              <w:t>invoice</w:t>
-            </w:r>
-            <w:r>
-              <w:rPr>
-                <w:rFonts w:asciiTheme="majorBidi" w:hAnsiTheme="majorBidi" w:cstheme="majorBidi"/>
-                <w:lang w:val="uk-UA"/>
-              </w:rPr>
-              <w:t>-</w:t>
-            </w:r>
-            <w:r>
-              <w:rPr>
-                <w:rFonts w:asciiTheme="majorBidi" w:hAnsiTheme="majorBidi" w:cstheme="majorBidi"/>
-                <w:lang w:val="en-US"/>
-              </w:rPr>
-              <w:t>bank</w:t>
-            </w:r>
-            <w:r>
-              <w:rPr>
-                <w:rFonts w:asciiTheme="majorBidi" w:hAnsiTheme="majorBidi" w:cstheme="majorBidi"/>
-                <w:lang w:val="uk-UA"/>
-              </w:rPr>
-              <w:t>-</w:t>
-            </w:r>
-            <w:r>
-              <w:rPr>
-                <w:rFonts w:asciiTheme="majorBidi" w:hAnsiTheme="majorBidi" w:cstheme="majorBidi"/>
-                <w:lang w:val="en-US"/>
-              </w:rPr>
-              <w:t>account</w:t>
-            </w:r>
-            <w:r>
-              <w:rPr>
-                <w:rFonts w:asciiTheme="majorBidi" w:hAnsiTheme="majorBidi" w:cstheme="majorBidi"/>
-                <w:lang w:val="uk-UA"/>
-              </w:rPr>
-              <w:t>}</w:t>
-            </w:r>
-            <w:r>
-              <w:rPr>
-                <w:rFonts w:asciiTheme="majorBidi" w:hAnsiTheme="majorBidi" w:cstheme="majorBidi"/>
-                <w:lang w:val="uk-UA"/>
-              </w:rPr>
-              <w:t xml:space="preserve">, </w:t>
-            </w:r>
-            <w:r>
-              <w:rPr>
-                <w:rFonts w:asciiTheme="majorBidi" w:hAnsiTheme="majorBidi" w:cstheme="majorBidi"/>
-                <w:lang w:val="en-US"/>
-              </w:rPr>
-              <w:t>{invoice-bank}</w:t>
-            </w:r>
+          </w:p>
+          <w:p>
+            <w:pPr>
+              <w:rPr>
+                <w:rFonts w:asciiTheme="majorBidi" w:hAnsiTheme="majorBidi" w:cstheme="majorBidi"/>
+                <w:sz w:val="8"/>
+                <w:szCs w:val="8"/>
+                <w:lang w:val="en-US"/>
+              </w:rPr>
+            </w:pPr>
           </w:p>
         </w:tc>
       </w:tr>
@@ -680,16 +1031,12 @@
             <w:pPr>
               <w:rPr>
                 <w:rFonts w:asciiTheme="majorBidi" w:hAnsiTheme="majorBidi" w:cstheme="majorBidi"/>
-                <w:b/>
-                <w:bCs/>
-                <w:lang w:val="uk-UA"/>
-              </w:rPr>
-            </w:pPr>
-            <w:r>
-              <w:rPr>
-                <w:rFonts w:asciiTheme="majorBidi" w:hAnsiTheme="majorBidi" w:cstheme="majorBidi"/>
-                <w:b/>
-                <w:bCs/>
+                <w:lang w:val="uk-UA"/>
+              </w:rPr>
+            </w:pPr>
+            <w:r>
+              <w:rPr>
+                <w:rFonts w:asciiTheme="majorBidi" w:hAnsiTheme="majorBidi" w:cstheme="majorBidi"/>
                 <w:lang w:val="uk-UA"/>
               </w:rPr>
               <w:t>Замовник</w:t>
@@ -697,8 +1044,6 @@
             <w:r>
               <w:rPr>
                 <w:rFonts w:asciiTheme="majorBidi" w:hAnsiTheme="majorBidi" w:cstheme="majorBidi"/>
-                <w:b/>
-                <w:bCs/>
                 <w:lang w:val="uk-UA"/>
               </w:rPr>
               <w:t>:</w:t>
@@ -713,16 +1058,105 @@
             <w:pPr>
               <w:rPr>
                 <w:rFonts w:asciiTheme="majorBidi" w:hAnsiTheme="majorBidi" w:cstheme="majorBidi"/>
-                <w:lang w:val="uk-UA"/>
-              </w:rPr>
-            </w:pPr>
-            <w:r>
-              <w:rPr>
-                <w:rFonts w:asciiTheme="majorBidi" w:hAnsiTheme="majorBidi" w:cstheme="majorBidi"/>
-                <w:lang w:val="en-US"/>
-              </w:rPr>
-              <w:t>{invoice-customer}</w:t>
-            </w:r>
+                <w:b/>
+                <w:bCs/>
+                <w:lang w:val="en-US"/>
+              </w:rPr>
+            </w:pPr>
+            <w:r>
+              <w:rPr>
+                <w:rFonts w:asciiTheme="majorBidi" w:hAnsiTheme="majorBidi" w:cstheme="majorBidi"/>
+                <w:b/>
+                <w:bCs/>
+                <w:lang w:val="en-US"/>
+              </w:rPr>
+              <w:t>{invoice-customer</w:t>
+            </w:r>
+            <w:r>
+              <w:rPr>
+                <w:rFonts w:asciiTheme="majorBidi" w:hAnsiTheme="majorBidi" w:cstheme="majorBidi"/>
+                <w:b/>
+                <w:bCs/>
+                <w:lang w:val="en-US"/>
+              </w:rPr>
+              <w:t>-fullname</w:t>
+            </w:r>
+            <w:r>
+              <w:rPr>
+                <w:rFonts w:asciiTheme="majorBidi" w:hAnsiTheme="majorBidi" w:cstheme="majorBidi"/>
+                <w:b/>
+                <w:bCs/>
+                <w:lang w:val="en-US"/>
+              </w:rPr>
+              <w:t>}</w:t>
+            </w:r>
+          </w:p>
+          <w:p>
+            <w:pPr>
+              <w:rPr>
+                <w:rFonts w:asciiTheme="majorBidi" w:hAnsiTheme="majorBidi" w:cstheme="majorBidi"/>
+                <w:sz w:val="20"/>
+                <w:szCs w:val="20"/>
+                <w:lang w:val="en-US"/>
+              </w:rPr>
+            </w:pPr>
+            <w:r>
+              <w:rPr>
+                <w:rFonts w:asciiTheme="majorBidi" w:hAnsiTheme="majorBidi" w:cstheme="majorBidi"/>
+                <w:sz w:val="20"/>
+                <w:szCs w:val="20"/>
+                <w:lang w:val="en-US"/>
+              </w:rPr>
+              <w:t>{invoice-</w:t>
+            </w:r>
+            <w:r>
+              <w:rPr>
+                <w:rFonts w:asciiTheme="majorBidi" w:hAnsiTheme="majorBidi" w:cstheme="majorBidi"/>
+                <w:sz w:val="20"/>
+                <w:szCs w:val="20"/>
+                <w:lang w:val="en-US"/>
+              </w:rPr>
+              <w:t>customer</w:t>
+            </w:r>
+            <w:r>
+              <w:rPr>
+                <w:rFonts w:asciiTheme="majorBidi" w:hAnsiTheme="majorBidi" w:cstheme="majorBidi"/>
+                <w:sz w:val="20"/>
+                <w:szCs w:val="20"/>
+                <w:lang w:val="en-US"/>
+              </w:rPr>
+              <w:t>-</w:t>
+            </w:r>
+            <w:r>
+              <w:rPr>
+                <w:rFonts w:asciiTheme="majorBidi" w:hAnsiTheme="majorBidi" w:cstheme="majorBidi"/>
+                <w:sz w:val="20"/>
+                <w:szCs w:val="20"/>
+                <w:lang w:val="en-US"/>
+              </w:rPr>
+              <w:t>contacts</w:t>
+            </w:r>
+            <w:r>
+              <w:rPr>
+                <w:rFonts w:asciiTheme="majorBidi" w:hAnsiTheme="majorBidi" w:cstheme="majorBidi"/>
+                <w:sz w:val="20"/>
+                <w:szCs w:val="20"/>
+                <w:lang w:val="en-US"/>
+              </w:rPr>
+              <w:t>}</w:t>
+            </w:r>
+          </w:p>
+          <w:p>
+            <w:pPr>
+              <w:rPr>
+                <w:rFonts w:asciiTheme="majorBidi" w:hAnsiTheme="majorBidi" w:cstheme="majorBidi"/>
+                <w:b/>
+                <w:bCs/>
+                <w:sz w:val="8"/>
+                <w:szCs w:val="8"/>
+                <w:lang w:val="uk-UA"/>
+              </w:rPr>
+            </w:pPr>
           </w:p>
         </w:tc>
       </w:tr>
@@ -735,16 +1169,12 @@
             <w:pPr>
               <w:rPr>
                 <w:rFonts w:asciiTheme="majorBidi" w:hAnsiTheme="majorBidi" w:cstheme="majorBidi"/>
-                <w:b/>
-                <w:bCs/>
-                <w:lang w:val="uk-UA"/>
-              </w:rPr>
-            </w:pPr>
-            <w:r>
-              <w:rPr>
-                <w:rFonts w:asciiTheme="majorBidi" w:hAnsiTheme="majorBidi" w:cstheme="majorBidi"/>
-                <w:b/>
-                <w:bCs/>
+                <w:lang w:val="uk-UA"/>
+              </w:rPr>
+            </w:pPr>
+            <w:r>
+              <w:rPr>
+                <w:rFonts w:asciiTheme="majorBidi" w:hAnsiTheme="majorBidi" w:cstheme="majorBidi"/>
                 <w:lang w:val="uk-UA"/>
               </w:rPr>
               <w:t>Договір:</w:t>
@@ -767,7 +1197,21 @@
                 <w:rFonts w:asciiTheme="majorBidi" w:hAnsiTheme="majorBidi" w:cstheme="majorBidi"/>
                 <w:lang w:val="en-US"/>
               </w:rPr>
-              <w:t>{invoice-treaty}</w:t>
+              <w:t>{</w:t>
+            </w:r>
+            <w:r>
+              <w:rPr>
+                <w:rFonts w:asciiTheme="majorBidi" w:hAnsiTheme="majorBidi" w:cstheme="majorBidi"/>
+                <w:lang w:val="en-US"/>
+              </w:rPr>
+              <w:t>contract-number-date</w:t>
+            </w:r>
+            <w:r>
+              <w:rPr>
+                <w:rFonts w:asciiTheme="majorBidi" w:hAnsiTheme="majorBidi" w:cstheme="majorBidi"/>
+                <w:lang w:val="en-US"/>
+              </w:rPr>
+              <w:t>}</w:t>
             </w:r>
           </w:p>
         </w:tc>
@@ -777,6 +1221,8 @@
       <w:pPr>
         <w:rPr>
           <w:rFonts w:asciiTheme="majorBidi" w:hAnsiTheme="majorBidi" w:cstheme="majorBidi"/>
+          <w:sz w:val="8"/>
+          <w:szCs w:val="8"/>
           <w:lang w:val="en-US"/>
         </w:rPr>
       </w:pPr>
@@ -820,21 +1266,7 @@
               <w:rPr>
                 <w:lang w:val="uk-UA"/>
               </w:rPr>
-              <w:t xml:space="preserve">№ </w:t>
-            </w:r>
-            <w:proofErr w:type="spellStart"/>
-            <w:r>
-              <w:rPr>
-                <w:lang w:val="uk-UA"/>
-              </w:rPr>
-              <w:t>за.п</w:t>
-            </w:r>
-            <w:proofErr w:type="spellEnd"/>
-            <w:r>
-              <w:rPr>
-                <w:lang w:val="uk-UA"/>
-              </w:rPr>
-              <w:t>.</w:t>
+              <w:t>№ за.п.</w:t>
             </w:r>
           </w:p>
         </w:tc>
@@ -847,7 +1279,7 @@
               <w:spacing w:line="276" w:lineRule="auto"/>
               <w:jc w:val="center"/>
               <w:rPr>
-                <w:lang w:val="uk-UA"/>
+                <w:lang w:val="en-US"/>
               </w:rPr>
             </w:pPr>
             <w:r>
@@ -866,7 +1298,7 @@
               <w:rPr>
                 <w:lang w:val="uk-UA"/>
               </w:rPr>
-              <w:t>робіт(послуг)</w:t>
+              <w:t>робіт</w:t>
             </w:r>
           </w:p>
         </w:tc>
@@ -886,21 +1318,7 @@
               <w:rPr>
                 <w:lang w:val="uk-UA"/>
               </w:rPr>
-              <w:t xml:space="preserve">Од. </w:t>
-            </w:r>
-            <w:proofErr w:type="spellStart"/>
-            <w:r>
-              <w:rPr>
-                <w:lang w:val="uk-UA"/>
-              </w:rPr>
-              <w:t>вим</w:t>
-            </w:r>
-            <w:proofErr w:type="spellEnd"/>
-            <w:r>
-              <w:rPr>
-                <w:lang w:val="uk-UA"/>
-              </w:rPr>
-              <w:t>.</w:t>
+              <w:t>Од. вим.</w:t>
             </w:r>
           </w:p>
         </w:tc>
@@ -983,27 +1401,13 @@
               <w:rPr>
                 <w:lang w:val="en-US"/>
               </w:rPr>
-              <w:t>{#</w:t>
-            </w:r>
-            <w:proofErr w:type="gramStart"/>
-            <w:r>
-              <w:rPr>
-                <w:lang w:val="en-US"/>
-              </w:rPr>
-              <w:t>items}</w:t>
-            </w:r>
-            <w:r>
-              <w:rPr>
-                <w:lang w:val="en-US"/>
-              </w:rPr>
-              <w:t>{</w:t>
-            </w:r>
-            <w:proofErr w:type="gramEnd"/>
-            <w:r>
-              <w:rPr>
-                <w:lang w:val="en-US"/>
-              </w:rPr>
-              <w:t>invoice-job-item-number}</w:t>
+              <w:t>{#items}</w:t>
+            </w:r>
+            <w:r>
+              <w:rPr>
+                <w:lang w:val="en-US"/>
+              </w:rPr>
+              <w:t>{invoice-job-item-number}</w:t>
             </w:r>
           </w:p>
         </w:tc>
@@ -1107,27 +1511,13 @@
               <w:rPr>
                 <w:lang w:val="en-US"/>
               </w:rPr>
-              <w:t>{invoice-job-item-total-</w:t>
-            </w:r>
-            <w:proofErr w:type="gramStart"/>
-            <w:r>
-              <w:rPr>
-                <w:lang w:val="en-US"/>
-              </w:rPr>
-              <w:t>price}</w:t>
-            </w:r>
-            <w:r>
-              <w:rPr>
-                <w:lang w:val="en-US"/>
-              </w:rPr>
-              <w:t>{</w:t>
-            </w:r>
-            <w:proofErr w:type="gramEnd"/>
-            <w:r>
-              <w:rPr>
-                <w:lang w:val="en-US"/>
-              </w:rPr>
-              <w:t>/items}</w:t>
+              <w:t>{invoice-job-item-total-price}</w:t>
+            </w:r>
+            <w:r>
+              <w:rPr>
+                <w:lang w:val="en-US"/>
+              </w:rPr>
+              <w:t>{/items}</w:t>
             </w:r>
           </w:p>
         </w:tc>
@@ -1546,7 +1936,21 @@
                 <w:rFonts w:asciiTheme="majorBidi" w:hAnsiTheme="majorBidi" w:cstheme="majorBidi"/>
                 <w:lang w:val="en-US"/>
               </w:rPr>
-              <w:t>{invoice-performer-position}</w:t>
+              <w:t>{invoice-</w:t>
+            </w:r>
+            <w:r>
+              <w:rPr>
+                <w:rFonts w:asciiTheme="majorBidi" w:hAnsiTheme="majorBidi" w:cstheme="majorBidi"/>
+                <w:lang w:val="en-US"/>
+              </w:rPr>
+              <w:t>contractor</w:t>
+            </w:r>
+            <w:r>
+              <w:rPr>
+                <w:rFonts w:asciiTheme="majorBidi" w:hAnsiTheme="majorBidi" w:cstheme="majorBidi"/>
+                <w:lang w:val="en-US"/>
+              </w:rPr>
+              <w:t>-position}</w:t>
             </w:r>
             <w:r>
               <w:rPr>
@@ -1589,7 +1993,21 @@
                 <w:rFonts w:asciiTheme="majorBidi" w:hAnsiTheme="majorBidi" w:cstheme="majorBidi"/>
                 <w:lang w:val="en-US"/>
               </w:rPr>
-              <w:t>-sign-performer-perso</w:t>
+              <w:t>-sign-</w:t>
+            </w:r>
+            <w:r>
+              <w:rPr>
+                <w:rFonts w:asciiTheme="majorBidi" w:hAnsiTheme="majorBidi" w:cstheme="majorBidi"/>
+                <w:lang w:val="en-US"/>
+              </w:rPr>
+              <w:t>contractor</w:t>
+            </w:r>
+            <w:r>
+              <w:rPr>
+                <w:rFonts w:asciiTheme="majorBidi" w:hAnsiTheme="majorBidi" w:cstheme="majorBidi"/>
+                <w:lang w:val="en-US"/>
+              </w:rPr>
+              <w:t>-perso</w:t>
             </w:r>
             <w:r>
               <w:rPr>

--- a/forms/invoice-work.docx
+++ b/forms/invoice-work.docx
@@ -89,7 +89,7 @@
                 <w:rFonts w:asciiTheme="majorBidi" w:hAnsiTheme="majorBidi" w:cstheme="majorBidi"/>
                 <w:sz w:val="20"/>
                 <w:szCs w:val="20"/>
-                <w:lang w:val="en-US"/>
+                <w:lang w:val="uk-UA"/>
               </w:rPr>
             </w:pPr>
           </w:p>
@@ -126,7 +126,7 @@
                       <w:rFonts w:asciiTheme="majorBidi" w:hAnsiTheme="majorBidi" w:cstheme="majorBidi"/>
                       <w:sz w:val="20"/>
                       <w:szCs w:val="20"/>
-                      <w:lang w:val="en-US"/>
+                      <w:lang w:val="uk-UA"/>
                     </w:rPr>
                   </w:pPr>
                   <w:r>
@@ -151,7 +151,7 @@
                       <w:rFonts w:asciiTheme="majorBidi" w:hAnsiTheme="majorBidi" w:cstheme="majorBidi"/>
                       <w:sz w:val="20"/>
                       <w:szCs w:val="20"/>
-                      <w:lang w:val="en-US"/>
+                      <w:lang w:val="uk-UA"/>
                     </w:rPr>
                   </w:pPr>
                   <w:r>
@@ -161,10 +161,11 @@
                       <w:bCs/>
                       <w:sz w:val="20"/>
                       <w:szCs w:val="20"/>
-                      <w:lang w:val="en-US"/>
+                      <w:lang w:val="uk-UA"/>
                     </w:rPr>
-                    <w:t>{invoice-example-contractor</w:t>
+                    <w:t>{</w:t>
                   </w:r>
+                  <w:proofErr w:type="spellStart"/>
                   <w:r>
                     <w:rPr>
                       <w:rFonts w:asciiTheme="majorBidi" w:hAnsiTheme="majorBidi" w:cstheme="majorBidi"/>
@@ -174,8 +175,9 @@
                       <w:szCs w:val="20"/>
                       <w:lang w:val="uk-UA"/>
                     </w:rPr>
-                    <w:t>-</w:t>
+                    <w:t>invoice-example-contractor-fullname</w:t>
                   </w:r>
+                  <w:proofErr w:type="spellEnd"/>
                   <w:r>
                     <w:rPr>
                       <w:rFonts w:asciiTheme="majorBidi" w:hAnsiTheme="majorBidi" w:cstheme="majorBidi"/>
@@ -183,9 +185,9 @@
                       <w:bCs/>
                       <w:sz w:val="20"/>
                       <w:szCs w:val="20"/>
-                      <w:lang w:val="en-US"/>
+                      <w:lang w:val="uk-UA"/>
                     </w:rPr>
-                    <w:t>fullname}</w:t>
+                    <w:t>}</w:t>
                   </w:r>
                 </w:p>
               </w:tc>
@@ -204,7 +206,7 @@
                       <w:rFonts w:asciiTheme="majorBidi" w:hAnsiTheme="majorBidi" w:cstheme="majorBidi"/>
                       <w:sz w:val="20"/>
                       <w:szCs w:val="20"/>
-                      <w:lang w:val="en-US"/>
+                      <w:lang w:val="uk-UA"/>
                     </w:rPr>
                   </w:pPr>
                   <w:r>
@@ -214,43 +216,7 @@
                       <w:szCs w:val="20"/>
                       <w:lang w:val="uk-UA"/>
                     </w:rPr>
-                    <w:t>Код</w:t>
-                  </w:r>
-                  <w:r>
-                    <w:rPr>
-                      <w:rFonts w:asciiTheme="majorBidi" w:hAnsiTheme="majorBidi" w:cstheme="majorBidi"/>
-                      <w:sz w:val="20"/>
-                      <w:szCs w:val="20"/>
-                      <w:lang w:val="en-US"/>
-                    </w:rPr>
-                    <w:t xml:space="preserve"> </w:t>
-                  </w:r>
-                  <w:r>
-                    <w:rPr>
-                      <w:rFonts w:asciiTheme="majorBidi" w:hAnsiTheme="majorBidi" w:cstheme="majorBidi"/>
-                      <w:sz w:val="20"/>
-                      <w:szCs w:val="20"/>
-                      <w:lang w:val="uk-UA"/>
-                    </w:rPr>
-                    <w:t>за</w:t>
-                  </w:r>
-                  <w:r>
-                    <w:rPr>
-                      <w:rFonts w:asciiTheme="majorBidi" w:hAnsiTheme="majorBidi" w:cstheme="majorBidi"/>
-                      <w:sz w:val="20"/>
-                      <w:szCs w:val="20"/>
-                      <w:lang w:val="en-US"/>
-                    </w:rPr>
-                    <w:t xml:space="preserve"> </w:t>
-                  </w:r>
-                  <w:r>
-                    <w:rPr>
-                      <w:rFonts w:asciiTheme="majorBidi" w:hAnsiTheme="majorBidi" w:cstheme="majorBidi"/>
-                      <w:sz w:val="20"/>
-                      <w:szCs w:val="20"/>
-                      <w:lang w:val="uk-UA"/>
-                    </w:rPr>
-                    <w:t>ЄДРПОУ</w:t>
+                    <w:t>Код за ЄДРПОУ</w:t>
                   </w:r>
                 </w:p>
               </w:tc>
@@ -275,7 +241,7 @@
                       <w:bCs/>
                       <w:sz w:val="20"/>
                       <w:szCs w:val="20"/>
-                      <w:lang w:val="en-US"/>
+                      <w:lang w:val="uk-UA"/>
                     </w:rPr>
                   </w:pPr>
                   <w:r>
@@ -285,9 +251,33 @@
                       <w:bCs/>
                       <w:sz w:val="20"/>
                       <w:szCs w:val="20"/>
-                      <w:lang w:val="en-US"/>
+                      <w:lang w:val="uk-UA"/>
                     </w:rPr>
-                    <w:t>{invoice-example-contractor-cod-edrpou}</w:t>
+                    <w:t>{</w:t>
+                  </w:r>
+                  <w:proofErr w:type="spellStart"/>
+                  <w:r>
+                    <w:rPr>
+                      <w:rFonts w:asciiTheme="majorBidi" w:hAnsiTheme="majorBidi" w:cstheme="majorBidi"/>
+                      <w:b/>
+                      <w:bCs/>
+                      <w:sz w:val="20"/>
+                      <w:szCs w:val="20"/>
+                      <w:lang w:val="uk-UA"/>
+                    </w:rPr>
+                    <w:t>invoice-example-contractor-cod-edrpou</w:t>
+                  </w:r>
+                  <w:proofErr w:type="spellEnd"/>
+                  <w:r>
+                    <w:rPr>
+                      <w:rFonts w:asciiTheme="majorBidi" w:hAnsiTheme="majorBidi" w:cstheme="majorBidi"/>
+                      <w:b/>
+                      <w:bCs/>
+                      <w:sz w:val="20"/>
+                      <w:szCs w:val="20"/>
+                      <w:lang w:val="uk-UA"/>
+                    </w:rPr>
+                    <w:t>}</w:t>
                   </w:r>
                 </w:p>
               </w:tc>
@@ -304,7 +294,7 @@
                       <w:rFonts w:asciiTheme="majorBidi" w:hAnsiTheme="majorBidi" w:cstheme="majorBidi"/>
                       <w:sz w:val="20"/>
                       <w:szCs w:val="20"/>
-                      <w:lang w:val="en-US"/>
+                      <w:lang w:val="uk-UA"/>
                     </w:rPr>
                   </w:pPr>
                 </w:p>
@@ -322,7 +312,7 @@
                       <w:rFonts w:asciiTheme="majorBidi" w:hAnsiTheme="majorBidi" w:cstheme="majorBidi"/>
                       <w:sz w:val="20"/>
                       <w:szCs w:val="20"/>
-                      <w:lang w:val="en-US"/>
+                      <w:lang w:val="uk-UA"/>
                     </w:rPr>
                   </w:pPr>
                   <w:r>
@@ -347,7 +337,7 @@
                       <w:rFonts w:asciiTheme="majorBidi" w:hAnsiTheme="majorBidi" w:cstheme="majorBidi"/>
                       <w:sz w:val="20"/>
                       <w:szCs w:val="20"/>
-                      <w:lang w:val="en-US"/>
+                      <w:lang w:val="uk-UA"/>
                     </w:rPr>
                   </w:pPr>
                 </w:p>
@@ -367,7 +357,7 @@
                       <w:rFonts w:asciiTheme="majorBidi" w:hAnsiTheme="majorBidi" w:cstheme="majorBidi"/>
                       <w:sz w:val="20"/>
                       <w:szCs w:val="20"/>
-                      <w:lang w:val="en-US"/>
+                      <w:lang w:val="uk-UA"/>
                     </w:rPr>
                   </w:pPr>
                   <w:r>
@@ -375,7 +365,7 @@
                       <w:rFonts w:asciiTheme="majorBidi" w:hAnsiTheme="majorBidi" w:cstheme="majorBidi"/>
                       <w:sz w:val="20"/>
                       <w:szCs w:val="20"/>
-                      <w:lang w:val="en-US"/>
+                      <w:lang w:val="uk-UA"/>
                     </w:rPr>
                     <w:t>IBAN</w:t>
                   </w:r>
@@ -399,7 +389,7 @@
                       <w:bCs/>
                       <w:sz w:val="20"/>
                       <w:szCs w:val="20"/>
-                      <w:lang w:val="en-US"/>
+                      <w:lang w:val="uk-UA"/>
                     </w:rPr>
                   </w:pPr>
                   <w:r>
@@ -409,9 +399,21 @@
                       <w:bCs/>
                       <w:sz w:val="20"/>
                       <w:szCs w:val="20"/>
-                      <w:lang w:val="en-US"/>
+                      <w:lang w:val="uk-UA"/>
                     </w:rPr>
-                    <w:t>{invoice-example-</w:t>
+                    <w:t>{</w:t>
+                  </w:r>
+                  <w:proofErr w:type="spellStart"/>
+                  <w:r>
+                    <w:rPr>
+                      <w:rFonts w:asciiTheme="majorBidi" w:hAnsiTheme="majorBidi" w:cstheme="majorBidi"/>
+                      <w:b/>
+                      <w:bCs/>
+                      <w:sz w:val="20"/>
+                      <w:szCs w:val="20"/>
+                      <w:lang w:val="uk-UA"/>
+                    </w:rPr>
+                    <w:t>invoice-example-</w:t>
                   </w:r>
                   <w:r>
                     <w:rPr>
@@ -420,7 +422,7 @@
                       <w:bCs/>
                       <w:sz w:val="20"/>
                       <w:szCs w:val="20"/>
-                      <w:lang w:val="en-US"/>
+                      <w:lang w:val="uk-UA"/>
                     </w:rPr>
                     <w:t>contractor-</w:t>
                   </w:r>
@@ -431,9 +433,21 @@
                       <w:bCs/>
                       <w:sz w:val="20"/>
                       <w:szCs w:val="20"/>
-                      <w:lang w:val="en-US"/>
+                      <w:lang w:val="uk-UA"/>
                     </w:rPr>
-                    <w:t>bank}</w:t>
+                    <w:t>bank</w:t>
+                  </w:r>
+                  <w:proofErr w:type="spellEnd"/>
+                  <w:r>
+                    <w:rPr>
+                      <w:rFonts w:asciiTheme="majorBidi" w:hAnsiTheme="majorBidi" w:cstheme="majorBidi"/>
+                      <w:b/>
+                      <w:bCs/>
+                      <w:sz w:val="20"/>
+                      <w:szCs w:val="20"/>
+                      <w:lang w:val="uk-UA"/>
+                    </w:rPr>
+                    <w:t>}</w:t>
                   </w:r>
                 </w:p>
               </w:tc>
@@ -450,7 +464,7 @@
                       <w:rFonts w:asciiTheme="majorBidi" w:hAnsiTheme="majorBidi" w:cstheme="majorBidi"/>
                       <w:sz w:val="20"/>
                       <w:szCs w:val="20"/>
-                      <w:lang w:val="en-US"/>
+                      <w:lang w:val="uk-UA"/>
                     </w:rPr>
                   </w:pPr>
                 </w:p>
@@ -476,7 +490,7 @@
                       <w:bCs/>
                       <w:sz w:val="20"/>
                       <w:szCs w:val="20"/>
-                      <w:lang w:val="en-US"/>
+                      <w:lang w:val="uk-UA"/>
                     </w:rPr>
                   </w:pPr>
                   <w:r>
@@ -486,9 +500,21 @@
                       <w:bCs/>
                       <w:sz w:val="20"/>
                       <w:szCs w:val="20"/>
-                      <w:lang w:val="en-US"/>
+                      <w:lang w:val="uk-UA"/>
                     </w:rPr>
-                    <w:t>{invoice-example-</w:t>
+                    <w:t>{</w:t>
+                  </w:r>
+                  <w:proofErr w:type="spellStart"/>
+                  <w:r>
+                    <w:rPr>
+                      <w:rFonts w:asciiTheme="majorBidi" w:hAnsiTheme="majorBidi" w:cstheme="majorBidi"/>
+                      <w:b/>
+                      <w:bCs/>
+                      <w:sz w:val="20"/>
+                      <w:szCs w:val="20"/>
+                      <w:lang w:val="uk-UA"/>
+                    </w:rPr>
+                    <w:t>invoice-example-</w:t>
                   </w:r>
                   <w:r>
                     <w:rPr>
@@ -497,7 +523,7 @@
                       <w:bCs/>
                       <w:sz w:val="20"/>
                       <w:szCs w:val="20"/>
-                      <w:lang w:val="en-US"/>
+                      <w:lang w:val="uk-UA"/>
                     </w:rPr>
                     <w:t>contractor-</w:t>
                   </w:r>
@@ -508,9 +534,21 @@
                       <w:bCs/>
                       <w:sz w:val="20"/>
                       <w:szCs w:val="20"/>
-                      <w:lang w:val="en-US"/>
+                      <w:lang w:val="uk-UA"/>
                     </w:rPr>
-                    <w:t>bank-account}</w:t>
+                    <w:t>bank-account</w:t>
+                  </w:r>
+                  <w:proofErr w:type="spellEnd"/>
+                  <w:r>
+                    <w:rPr>
+                      <w:rFonts w:asciiTheme="majorBidi" w:hAnsiTheme="majorBidi" w:cstheme="majorBidi"/>
+                      <w:b/>
+                      <w:bCs/>
+                      <w:sz w:val="20"/>
+                      <w:szCs w:val="20"/>
+                      <w:lang w:val="uk-UA"/>
+                    </w:rPr>
+                    <w:t>}</w:t>
                   </w:r>
                 </w:p>
               </w:tc>
@@ -530,7 +568,7 @@
                 <w:rFonts w:asciiTheme="majorBidi" w:hAnsiTheme="majorBidi" w:cstheme="majorBidi"/>
                 <w:sz w:val="20"/>
                 <w:szCs w:val="20"/>
-                <w:lang w:val="en-US"/>
+                <w:lang w:val="uk-UA"/>
               </w:rPr>
               <w:t xml:space="preserve">   </w:t>
             </w:r>
@@ -576,15 +614,7 @@
         </w:rPr>
         <w:t>{</w:t>
       </w:r>
-      <w:r>
-        <w:rPr>
-          <w:rFonts w:asciiTheme="majorBidi" w:hAnsiTheme="majorBidi" w:cstheme="majorBidi"/>
-          <w:b/>
-          <w:bCs/>
-          <w:lang w:val="en-US"/>
-        </w:rPr>
-        <w:t>invoice</w:t>
-      </w:r>
+      <w:proofErr w:type="spellStart"/>
       <w:r>
         <w:rPr>
           <w:rFonts w:asciiTheme="majorBidi" w:hAnsiTheme="majorBidi" w:cstheme="majorBidi"/>
@@ -592,17 +622,9 @@
           <w:bCs/>
           <w:lang w:val="uk-UA"/>
         </w:rPr>
-        <w:t>-</w:t>
+        <w:t>invoice-number</w:t>
       </w:r>
-      <w:r>
-        <w:rPr>
-          <w:rFonts w:asciiTheme="majorBidi" w:hAnsiTheme="majorBidi" w:cstheme="majorBidi"/>
-          <w:b/>
-          <w:bCs/>
-          <w:lang w:val="en-US"/>
-        </w:rPr>
-        <w:t>number</w:t>
-      </w:r>
+      <w:proofErr w:type="spellEnd"/>
       <w:r>
         <w:rPr>
           <w:rFonts w:asciiTheme="majorBidi" w:hAnsiTheme="majorBidi" w:cstheme="majorBidi"/>
@@ -630,15 +652,7 @@
         </w:rPr>
         <w:t>{</w:t>
       </w:r>
-      <w:r>
-        <w:rPr>
-          <w:rFonts w:asciiTheme="majorBidi" w:hAnsiTheme="majorBidi" w:cstheme="majorBidi"/>
-          <w:b/>
-          <w:bCs/>
-          <w:lang w:val="en-US"/>
-        </w:rPr>
-        <w:t>invoice</w:t>
-      </w:r>
+      <w:proofErr w:type="spellStart"/>
       <w:r>
         <w:rPr>
           <w:rFonts w:asciiTheme="majorBidi" w:hAnsiTheme="majorBidi" w:cstheme="majorBidi"/>
@@ -646,17 +660,9 @@
           <w:bCs/>
           <w:lang w:val="uk-UA"/>
         </w:rPr>
-        <w:t>-</w:t>
+        <w:t>invoice-date</w:t>
       </w:r>
-      <w:r>
-        <w:rPr>
-          <w:rFonts w:asciiTheme="majorBidi" w:hAnsiTheme="majorBidi" w:cstheme="majorBidi"/>
-          <w:b/>
-          <w:bCs/>
-          <w:lang w:val="en-US"/>
-        </w:rPr>
-        <w:t>date</w:t>
-      </w:r>
+      <w:proofErr w:type="spellEnd"/>
       <w:r>
         <w:rPr>
           <w:rFonts w:asciiTheme="majorBidi" w:hAnsiTheme="majorBidi" w:cstheme="majorBidi"/>
@@ -739,7 +745,7 @@
                 <w:rFonts w:asciiTheme="majorBidi" w:hAnsiTheme="majorBidi" w:cstheme="majorBidi"/>
                 <w:b/>
                 <w:bCs/>
-                <w:lang w:val="en-US"/>
+                <w:lang w:val="uk-UA"/>
               </w:rPr>
             </w:pPr>
             <w:r>
@@ -747,34 +753,45 @@
                 <w:rFonts w:asciiTheme="majorBidi" w:hAnsiTheme="majorBidi" w:cstheme="majorBidi"/>
                 <w:b/>
                 <w:bCs/>
-                <w:lang w:val="en-US"/>
-              </w:rPr>
-              <w:t>{invoice-</w:t>
-            </w:r>
+                <w:lang w:val="uk-UA"/>
+              </w:rPr>
+              <w:t>{</w:t>
+            </w:r>
+            <w:proofErr w:type="spellStart"/>
             <w:r>
               <w:rPr>
                 <w:rFonts w:asciiTheme="majorBidi" w:hAnsiTheme="majorBidi" w:cstheme="majorBidi"/>
                 <w:b/>
                 <w:bCs/>
-                <w:lang w:val="en-US"/>
-              </w:rPr>
-              <w:t>contractor</w:t>
+                <w:lang w:val="uk-UA"/>
+              </w:rPr>
+              <w:t>invoice-</w:t>
             </w:r>
             <w:r>
               <w:rPr>
                 <w:rFonts w:asciiTheme="majorBidi" w:hAnsiTheme="majorBidi" w:cstheme="majorBidi"/>
                 <w:b/>
                 <w:bCs/>
-                <w:lang w:val="en-US"/>
-              </w:rPr>
-              <w:t>-fullname</w:t>
+                <w:lang w:val="uk-UA"/>
+              </w:rPr>
+              <w:t>contractor</w:t>
             </w:r>
             <w:r>
               <w:rPr>
                 <w:rFonts w:asciiTheme="majorBidi" w:hAnsiTheme="majorBidi" w:cstheme="majorBidi"/>
                 <w:b/>
                 <w:bCs/>
-                <w:lang w:val="en-US"/>
+                <w:lang w:val="uk-UA"/>
+              </w:rPr>
+              <w:t>-fullname</w:t>
+            </w:r>
+            <w:proofErr w:type="spellEnd"/>
+            <w:r>
+              <w:rPr>
+                <w:rFonts w:asciiTheme="majorBidi" w:hAnsiTheme="majorBidi" w:cstheme="majorBidi"/>
+                <w:b/>
+                <w:bCs/>
+                <w:lang w:val="uk-UA"/>
               </w:rPr>
               <w:t>}</w:t>
             </w:r>
@@ -785,7 +802,7 @@
                 <w:rFonts w:asciiTheme="majorBidi" w:hAnsiTheme="majorBidi" w:cstheme="majorBidi"/>
                 <w:sz w:val="20"/>
                 <w:szCs w:val="20"/>
-                <w:lang w:val="en-US"/>
+                <w:lang w:val="uk-UA"/>
               </w:rPr>
             </w:pPr>
             <w:r>
@@ -797,121 +814,43 @@
               </w:rPr>
               <w:t>{</w:t>
             </w:r>
-            <w:r>
-              <w:rPr>
-                <w:rFonts w:asciiTheme="majorBidi" w:hAnsiTheme="majorBidi" w:cstheme="majorBidi"/>
-                <w:sz w:val="20"/>
-                <w:szCs w:val="20"/>
-                <w:lang w:val="en-US"/>
-              </w:rPr>
-              <w:t>invoice</w:t>
-            </w:r>
-            <w:r>
-              <w:rPr>
-                <w:rFonts w:asciiTheme="majorBidi" w:hAnsiTheme="majorBidi" w:cstheme="majorBidi"/>
-                <w:sz w:val="20"/>
-                <w:szCs w:val="20"/>
-                <w:lang w:val="uk-UA"/>
-              </w:rPr>
-              <w:t>-</w:t>
-            </w:r>
-            <w:r>
-              <w:rPr>
-                <w:rFonts w:asciiTheme="majorBidi" w:hAnsiTheme="majorBidi" w:cstheme="majorBidi"/>
-                <w:sz w:val="20"/>
-                <w:szCs w:val="20"/>
-                <w:lang w:val="en-US"/>
-              </w:rPr>
-              <w:t>contractor-bank</w:t>
-            </w:r>
-            <w:r>
-              <w:rPr>
-                <w:rFonts w:asciiTheme="majorBidi" w:hAnsiTheme="majorBidi" w:cstheme="majorBidi"/>
-                <w:sz w:val="20"/>
-                <w:szCs w:val="20"/>
-                <w:lang w:val="uk-UA"/>
-              </w:rPr>
-              <w:t>-</w:t>
-            </w:r>
-            <w:r>
-              <w:rPr>
-                <w:rFonts w:asciiTheme="majorBidi" w:hAnsiTheme="majorBidi" w:cstheme="majorBidi"/>
-                <w:sz w:val="20"/>
-                <w:szCs w:val="20"/>
-                <w:lang w:val="en-US"/>
-              </w:rPr>
-              <w:t>account</w:t>
-            </w:r>
-            <w:r>
-              <w:rPr>
-                <w:rFonts w:asciiTheme="majorBidi" w:hAnsiTheme="majorBidi" w:cstheme="majorBidi"/>
-                <w:sz w:val="20"/>
-                <w:szCs w:val="20"/>
-                <w:lang w:val="uk-UA"/>
-              </w:rPr>
-              <w:t xml:space="preserve">} у </w:t>
-            </w:r>
-            <w:r>
-              <w:rPr>
-                <w:rFonts w:asciiTheme="majorBidi" w:hAnsiTheme="majorBidi" w:cstheme="majorBidi"/>
-                <w:sz w:val="20"/>
-                <w:szCs w:val="20"/>
-                <w:lang w:val="en-US"/>
-              </w:rPr>
-              <w:t>{invoice-contractor-bank}</w:t>
-            </w:r>
-          </w:p>
-          <w:p>
-            <w:pPr>
-              <w:rPr>
-                <w:rFonts w:asciiTheme="majorBidi" w:hAnsiTheme="majorBidi" w:cstheme="majorBidi"/>
-                <w:sz w:val="20"/>
-                <w:szCs w:val="20"/>
-                <w:lang w:val="en-US"/>
-              </w:rPr>
-            </w:pPr>
-            <w:r>
-              <w:rPr>
-                <w:rFonts w:asciiTheme="majorBidi" w:hAnsiTheme="majorBidi" w:cstheme="majorBidi"/>
-                <w:sz w:val="20"/>
-                <w:szCs w:val="20"/>
-                <w:lang w:val="en-US"/>
-              </w:rPr>
-              <w:t>{invoice-contractor-address}</w:t>
-            </w:r>
-            <w:r>
-              <w:rPr>
-                <w:rFonts w:asciiTheme="majorBidi" w:hAnsiTheme="majorBidi" w:cstheme="majorBidi"/>
-                <w:sz w:val="20"/>
-                <w:szCs w:val="20"/>
-                <w:lang w:val="en-US"/>
-              </w:rPr>
-              <w:t xml:space="preserve">, </w:t>
-            </w:r>
-            <w:r>
-              <w:rPr>
-                <w:rFonts w:asciiTheme="majorBidi" w:hAnsiTheme="majorBidi" w:cstheme="majorBidi"/>
-                <w:sz w:val="20"/>
-                <w:szCs w:val="20"/>
-                <w:lang w:val="en-US"/>
-              </w:rPr>
-              <w:t>{invoice-contractor-</w:t>
-            </w:r>
-            <w:r>
-              <w:rPr>
-                <w:rFonts w:asciiTheme="majorBidi" w:hAnsiTheme="majorBidi" w:cstheme="majorBidi"/>
-                <w:sz w:val="20"/>
-                <w:szCs w:val="20"/>
-                <w:lang w:val="en-US"/>
-              </w:rPr>
-              <w:t>contacts</w:t>
-            </w:r>
-            <w:r>
-              <w:rPr>
-                <w:rFonts w:asciiTheme="majorBidi" w:hAnsiTheme="majorBidi" w:cstheme="majorBidi"/>
-                <w:sz w:val="20"/>
-                <w:szCs w:val="20"/>
-                <w:lang w:val="en-US"/>
+            <w:proofErr w:type="spellStart"/>
+            <w:r>
+              <w:rPr>
+                <w:rFonts w:asciiTheme="majorBidi" w:hAnsiTheme="majorBidi" w:cstheme="majorBidi"/>
+                <w:sz w:val="20"/>
+                <w:szCs w:val="20"/>
+                <w:lang w:val="uk-UA"/>
+              </w:rPr>
+              <w:t>invoice-contractor-bank-account</w:t>
+            </w:r>
+            <w:proofErr w:type="spellEnd"/>
+            <w:r>
+              <w:rPr>
+                <w:rFonts w:asciiTheme="majorBidi" w:hAnsiTheme="majorBidi" w:cstheme="majorBidi"/>
+                <w:sz w:val="20"/>
+                <w:szCs w:val="20"/>
+                <w:lang w:val="uk-UA"/>
+              </w:rPr>
+              <w:t>} у {</w:t>
+            </w:r>
+            <w:proofErr w:type="spellStart"/>
+            <w:r>
+              <w:rPr>
+                <w:rFonts w:asciiTheme="majorBidi" w:hAnsiTheme="majorBidi" w:cstheme="majorBidi"/>
+                <w:sz w:val="20"/>
+                <w:szCs w:val="20"/>
+                <w:lang w:val="uk-UA"/>
+              </w:rPr>
+              <w:t>invoice-contractor-bank</w:t>
+            </w:r>
+            <w:proofErr w:type="spellEnd"/>
+            <w:r>
+              <w:rPr>
+                <w:rFonts w:asciiTheme="majorBidi" w:hAnsiTheme="majorBidi" w:cstheme="majorBidi"/>
+                <w:sz w:val="20"/>
+                <w:szCs w:val="20"/>
+                <w:lang w:val="uk-UA"/>
               </w:rPr>
               <w:t>}</w:t>
             </w:r>
@@ -922,7 +861,75 @@
                 <w:rFonts w:asciiTheme="majorBidi" w:hAnsiTheme="majorBidi" w:cstheme="majorBidi"/>
                 <w:sz w:val="20"/>
                 <w:szCs w:val="20"/>
-                <w:lang w:val="en-US"/>
+                <w:lang w:val="uk-UA"/>
+              </w:rPr>
+            </w:pPr>
+            <w:r>
+              <w:rPr>
+                <w:rFonts w:asciiTheme="majorBidi" w:hAnsiTheme="majorBidi" w:cstheme="majorBidi"/>
+                <w:sz w:val="20"/>
+                <w:szCs w:val="20"/>
+                <w:lang w:val="uk-UA"/>
+              </w:rPr>
+              <w:t>{</w:t>
+            </w:r>
+            <w:proofErr w:type="spellStart"/>
+            <w:r>
+              <w:rPr>
+                <w:rFonts w:asciiTheme="majorBidi" w:hAnsiTheme="majorBidi" w:cstheme="majorBidi"/>
+                <w:sz w:val="20"/>
+                <w:szCs w:val="20"/>
+                <w:lang w:val="uk-UA"/>
+              </w:rPr>
+              <w:t>invoice-contractor-address</w:t>
+            </w:r>
+            <w:proofErr w:type="spellEnd"/>
+            <w:r>
+              <w:rPr>
+                <w:rFonts w:asciiTheme="majorBidi" w:hAnsiTheme="majorBidi" w:cstheme="majorBidi"/>
+                <w:sz w:val="20"/>
+                <w:szCs w:val="20"/>
+                <w:lang w:val="uk-UA"/>
+              </w:rPr>
+              <w:t>}</w:t>
+            </w:r>
+            <w:r>
+              <w:rPr>
+                <w:rFonts w:asciiTheme="majorBidi" w:hAnsiTheme="majorBidi" w:cstheme="majorBidi"/>
+                <w:sz w:val="20"/>
+                <w:szCs w:val="20"/>
+                <w:lang w:val="uk-UA"/>
+              </w:rPr>
+              <w:t>, {</w:t>
+            </w:r>
+            <w:proofErr w:type="spellStart"/>
+            <w:r>
+              <w:rPr>
+                <w:rFonts w:asciiTheme="majorBidi" w:hAnsiTheme="majorBidi" w:cstheme="majorBidi"/>
+                <w:sz w:val="20"/>
+                <w:szCs w:val="20"/>
+                <w:lang w:val="uk-UA"/>
+              </w:rPr>
+              <w:t>invoice-contractor-contacts</w:t>
+            </w:r>
+            <w:proofErr w:type="spellEnd"/>
+            <w:r>
+              <w:rPr>
+                <w:rFonts w:asciiTheme="majorBidi" w:hAnsiTheme="majorBidi" w:cstheme="majorBidi"/>
+                <w:sz w:val="20"/>
+                <w:szCs w:val="20"/>
+                <w:lang w:val="uk-UA"/>
+              </w:rPr>
+              <w:t>}</w:t>
+            </w:r>
+          </w:p>
+          <w:p>
+            <w:pPr>
+              <w:rPr>
+                <w:rFonts w:asciiTheme="majorBidi" w:hAnsiTheme="majorBidi" w:cstheme="majorBidi"/>
+                <w:sz w:val="20"/>
+                <w:szCs w:val="20"/>
+                <w:lang w:val="uk-UA"/>
               </w:rPr>
             </w:pPr>
             <w:r>
@@ -939,16 +946,26 @@
                 <w:rFonts w:asciiTheme="majorBidi" w:hAnsiTheme="majorBidi" w:cstheme="majorBidi"/>
                 <w:sz w:val="20"/>
                 <w:szCs w:val="20"/>
-                <w:lang w:val="en-US"/>
-              </w:rPr>
-              <w:t>{invoice-</w:t>
-            </w:r>
-            <w:r>
-              <w:rPr>
-                <w:rFonts w:asciiTheme="majorBidi" w:hAnsiTheme="majorBidi" w:cstheme="majorBidi"/>
-                <w:sz w:val="20"/>
-                <w:szCs w:val="20"/>
-                <w:lang w:val="en-US"/>
+                <w:lang w:val="uk-UA"/>
+              </w:rPr>
+              <w:t>{</w:t>
+            </w:r>
+            <w:proofErr w:type="spellStart"/>
+            <w:r>
+              <w:rPr>
+                <w:rFonts w:asciiTheme="majorBidi" w:hAnsiTheme="majorBidi" w:cstheme="majorBidi"/>
+                <w:sz w:val="20"/>
+                <w:szCs w:val="20"/>
+                <w:lang w:val="uk-UA"/>
+              </w:rPr>
+              <w:t>invoice-</w:t>
+            </w:r>
+            <w:r>
+              <w:rPr>
+                <w:rFonts w:asciiTheme="majorBidi" w:hAnsiTheme="majorBidi" w:cstheme="majorBidi"/>
+                <w:sz w:val="20"/>
+                <w:szCs w:val="20"/>
+                <w:lang w:val="uk-UA"/>
               </w:rPr>
               <w:t>contractor-</w:t>
             </w:r>
@@ -957,9 +974,19 @@
                 <w:rFonts w:asciiTheme="majorBidi" w:hAnsiTheme="majorBidi" w:cstheme="majorBidi"/>
                 <w:sz w:val="20"/>
                 <w:szCs w:val="20"/>
-                <w:lang w:val="en-US"/>
-              </w:rPr>
-              <w:t>cod-edrpou}</w:t>
+                <w:lang w:val="uk-UA"/>
+              </w:rPr>
+              <w:t>cod-edrpou</w:t>
+            </w:r>
+            <w:proofErr w:type="spellEnd"/>
+            <w:r>
+              <w:rPr>
+                <w:rFonts w:asciiTheme="majorBidi" w:hAnsiTheme="majorBidi" w:cstheme="majorBidi"/>
+                <w:sz w:val="20"/>
+                <w:szCs w:val="20"/>
+                <w:lang w:val="uk-UA"/>
+              </w:rPr>
+              <w:t>}</w:t>
             </w:r>
             <w:r>
               <w:rPr>
@@ -975,16 +1002,26 @@
                 <w:rFonts w:asciiTheme="majorBidi" w:hAnsiTheme="majorBidi" w:cstheme="majorBidi"/>
                 <w:sz w:val="20"/>
                 <w:szCs w:val="20"/>
-                <w:lang w:val="en-US"/>
-              </w:rPr>
-              <w:t>{invoice-</w:t>
-            </w:r>
-            <w:r>
-              <w:rPr>
-                <w:rFonts w:asciiTheme="majorBidi" w:hAnsiTheme="majorBidi" w:cstheme="majorBidi"/>
-                <w:sz w:val="20"/>
-                <w:szCs w:val="20"/>
-                <w:lang w:val="en-US"/>
+                <w:lang w:val="uk-UA"/>
+              </w:rPr>
+              <w:t>{</w:t>
+            </w:r>
+            <w:proofErr w:type="spellStart"/>
+            <w:r>
+              <w:rPr>
+                <w:rFonts w:asciiTheme="majorBidi" w:hAnsiTheme="majorBidi" w:cstheme="majorBidi"/>
+                <w:sz w:val="20"/>
+                <w:szCs w:val="20"/>
+                <w:lang w:val="uk-UA"/>
+              </w:rPr>
+              <w:t>invoice-</w:t>
+            </w:r>
+            <w:r>
+              <w:rPr>
+                <w:rFonts w:asciiTheme="majorBidi" w:hAnsiTheme="majorBidi" w:cstheme="majorBidi"/>
+                <w:sz w:val="20"/>
+                <w:szCs w:val="20"/>
+                <w:lang w:val="uk-UA"/>
               </w:rPr>
               <w:t>contractor-</w:t>
             </w:r>
@@ -993,7 +1030,7 @@
                 <w:rFonts w:asciiTheme="majorBidi" w:hAnsiTheme="majorBidi" w:cstheme="majorBidi"/>
                 <w:sz w:val="20"/>
                 <w:szCs w:val="20"/>
-                <w:lang w:val="en-US"/>
+                <w:lang w:val="uk-UA"/>
               </w:rPr>
               <w:t>c</w:t>
             </w:r>
@@ -1002,9 +1039,19 @@
                 <w:rFonts w:asciiTheme="majorBidi" w:hAnsiTheme="majorBidi" w:cstheme="majorBidi"/>
                 <w:sz w:val="20"/>
                 <w:szCs w:val="20"/>
-                <w:lang w:val="en-US"/>
-              </w:rPr>
-              <w:t>od-tax}</w:t>
+                <w:lang w:val="uk-UA"/>
+              </w:rPr>
+              <w:t>od-tax</w:t>
+            </w:r>
+            <w:proofErr w:type="spellEnd"/>
+            <w:r>
+              <w:rPr>
+                <w:rFonts w:asciiTheme="majorBidi" w:hAnsiTheme="majorBidi" w:cstheme="majorBidi"/>
+                <w:sz w:val="20"/>
+                <w:szCs w:val="20"/>
+                <w:lang w:val="uk-UA"/>
+              </w:rPr>
+              <w:t>}</w:t>
             </w:r>
           </w:p>
           <w:p>
@@ -1013,7 +1060,7 @@
                 <w:rFonts w:asciiTheme="majorBidi" w:hAnsiTheme="majorBidi" w:cstheme="majorBidi"/>
                 <w:sz w:val="8"/>
                 <w:szCs w:val="8"/>
-                <w:lang w:val="en-US"/>
+                <w:lang w:val="uk-UA"/>
               </w:rPr>
             </w:pPr>
           </w:p>
@@ -1060,7 +1107,7 @@
                 <w:rFonts w:asciiTheme="majorBidi" w:hAnsiTheme="majorBidi" w:cstheme="majorBidi"/>
                 <w:b/>
                 <w:bCs/>
-                <w:lang w:val="en-US"/>
+                <w:lang w:val="uk-UA"/>
               </w:rPr>
             </w:pPr>
             <w:r>
@@ -1068,25 +1115,36 @@
                 <w:rFonts w:asciiTheme="majorBidi" w:hAnsiTheme="majorBidi" w:cstheme="majorBidi"/>
                 <w:b/>
                 <w:bCs/>
-                <w:lang w:val="en-US"/>
-              </w:rPr>
-              <w:t>{invoice-customer</w:t>
-            </w:r>
+                <w:lang w:val="uk-UA"/>
+              </w:rPr>
+              <w:t>{</w:t>
+            </w:r>
+            <w:proofErr w:type="spellStart"/>
             <w:r>
               <w:rPr>
                 <w:rFonts w:asciiTheme="majorBidi" w:hAnsiTheme="majorBidi" w:cstheme="majorBidi"/>
                 <w:b/>
                 <w:bCs/>
-                <w:lang w:val="en-US"/>
-              </w:rPr>
-              <w:t>-fullname</w:t>
+                <w:lang w:val="uk-UA"/>
+              </w:rPr>
+              <w:t>invoice-customer</w:t>
             </w:r>
             <w:r>
               <w:rPr>
                 <w:rFonts w:asciiTheme="majorBidi" w:hAnsiTheme="majorBidi" w:cstheme="majorBidi"/>
                 <w:b/>
                 <w:bCs/>
-                <w:lang w:val="en-US"/>
+                <w:lang w:val="uk-UA"/>
+              </w:rPr>
+              <w:t>-fullname</w:t>
+            </w:r>
+            <w:proofErr w:type="spellEnd"/>
+            <w:r>
+              <w:rPr>
+                <w:rFonts w:asciiTheme="majorBidi" w:hAnsiTheme="majorBidi" w:cstheme="majorBidi"/>
+                <w:b/>
+                <w:bCs/>
+                <w:lang w:val="uk-UA"/>
               </w:rPr>
               <w:t>}</w:t>
             </w:r>
@@ -1097,51 +1155,35 @@
                 <w:rFonts w:asciiTheme="majorBidi" w:hAnsiTheme="majorBidi" w:cstheme="majorBidi"/>
                 <w:sz w:val="20"/>
                 <w:szCs w:val="20"/>
-                <w:lang w:val="en-US"/>
-              </w:rPr>
-            </w:pPr>
-            <w:r>
-              <w:rPr>
-                <w:rFonts w:asciiTheme="majorBidi" w:hAnsiTheme="majorBidi" w:cstheme="majorBidi"/>
-                <w:sz w:val="20"/>
-                <w:szCs w:val="20"/>
-                <w:lang w:val="en-US"/>
-              </w:rPr>
-              <w:t>{invoice-</w:t>
-            </w:r>
-            <w:r>
-              <w:rPr>
-                <w:rFonts w:asciiTheme="majorBidi" w:hAnsiTheme="majorBidi" w:cstheme="majorBidi"/>
-                <w:sz w:val="20"/>
-                <w:szCs w:val="20"/>
-                <w:lang w:val="en-US"/>
-              </w:rPr>
-              <w:t>customer</w:t>
-            </w:r>
-            <w:r>
-              <w:rPr>
-                <w:rFonts w:asciiTheme="majorBidi" w:hAnsiTheme="majorBidi" w:cstheme="majorBidi"/>
-                <w:sz w:val="20"/>
-                <w:szCs w:val="20"/>
-                <w:lang w:val="en-US"/>
-              </w:rPr>
-              <w:t>-</w:t>
-            </w:r>
-            <w:r>
-              <w:rPr>
-                <w:rFonts w:asciiTheme="majorBidi" w:hAnsiTheme="majorBidi" w:cstheme="majorBidi"/>
-                <w:sz w:val="20"/>
-                <w:szCs w:val="20"/>
-                <w:lang w:val="en-US"/>
-              </w:rPr>
-              <w:t>contacts</w:t>
-            </w:r>
-            <w:r>
-              <w:rPr>
-                <w:rFonts w:asciiTheme="majorBidi" w:hAnsiTheme="majorBidi" w:cstheme="majorBidi"/>
-                <w:sz w:val="20"/>
-                <w:szCs w:val="20"/>
-                <w:lang w:val="en-US"/>
+                <w:lang w:val="uk-UA"/>
+              </w:rPr>
+            </w:pPr>
+            <w:r>
+              <w:rPr>
+                <w:rFonts w:asciiTheme="majorBidi" w:hAnsiTheme="majorBidi" w:cstheme="majorBidi"/>
+                <w:sz w:val="20"/>
+                <w:szCs w:val="20"/>
+                <w:lang w:val="uk-UA"/>
+              </w:rPr>
+              <w:t>{</w:t>
+            </w:r>
+            <w:proofErr w:type="spellStart"/>
+            <w:r>
+              <w:rPr>
+                <w:rFonts w:asciiTheme="majorBidi" w:hAnsiTheme="majorBidi" w:cstheme="majorBidi"/>
+                <w:sz w:val="20"/>
+                <w:szCs w:val="20"/>
+                <w:lang w:val="uk-UA"/>
+              </w:rPr>
+              <w:t>invoice-customer-contacts</w:t>
+            </w:r>
+            <w:proofErr w:type="spellEnd"/>
+            <w:r>
+              <w:rPr>
+                <w:rFonts w:asciiTheme="majorBidi" w:hAnsiTheme="majorBidi" w:cstheme="majorBidi"/>
+                <w:sz w:val="20"/>
+                <w:szCs w:val="20"/>
+                <w:lang w:val="uk-UA"/>
               </w:rPr>
               <w:t>}</w:t>
             </w:r>
@@ -1189,27 +1231,29 @@
             <w:pPr>
               <w:rPr>
                 <w:rFonts w:asciiTheme="majorBidi" w:hAnsiTheme="majorBidi" w:cstheme="majorBidi"/>
-                <w:lang w:val="en-US"/>
-              </w:rPr>
-            </w:pPr>
-            <w:r>
-              <w:rPr>
-                <w:rFonts w:asciiTheme="majorBidi" w:hAnsiTheme="majorBidi" w:cstheme="majorBidi"/>
-                <w:lang w:val="en-US"/>
+                <w:lang w:val="uk-UA"/>
+              </w:rPr>
+            </w:pPr>
+            <w:r>
+              <w:rPr>
+                <w:rFonts w:asciiTheme="majorBidi" w:hAnsiTheme="majorBidi" w:cstheme="majorBidi"/>
+                <w:lang w:val="uk-UA"/>
               </w:rPr>
               <w:t>{</w:t>
             </w:r>
-            <w:r>
-              <w:rPr>
-                <w:rFonts w:asciiTheme="majorBidi" w:hAnsiTheme="majorBidi" w:cstheme="majorBidi"/>
-                <w:lang w:val="en-US"/>
+            <w:proofErr w:type="spellStart"/>
+            <w:r>
+              <w:rPr>
+                <w:rFonts w:asciiTheme="majorBidi" w:hAnsiTheme="majorBidi" w:cstheme="majorBidi"/>
+                <w:lang w:val="uk-UA"/>
               </w:rPr>
               <w:t>contract-number-date</w:t>
             </w:r>
-            <w:r>
-              <w:rPr>
-                <w:rFonts w:asciiTheme="majorBidi" w:hAnsiTheme="majorBidi" w:cstheme="majorBidi"/>
-                <w:lang w:val="en-US"/>
+            <w:proofErr w:type="spellEnd"/>
+            <w:r>
+              <w:rPr>
+                <w:rFonts w:asciiTheme="majorBidi" w:hAnsiTheme="majorBidi" w:cstheme="majorBidi"/>
+                <w:lang w:val="uk-UA"/>
               </w:rPr>
               <w:t>}</w:t>
             </w:r>
@@ -1223,7 +1267,7 @@
           <w:rFonts w:asciiTheme="majorBidi" w:hAnsiTheme="majorBidi" w:cstheme="majorBidi"/>
           <w:sz w:val="8"/>
           <w:szCs w:val="8"/>
-          <w:lang w:val="en-US"/>
+          <w:lang w:val="uk-UA"/>
         </w:rPr>
       </w:pPr>
     </w:p>
@@ -1266,7 +1310,21 @@
               <w:rPr>
                 <w:lang w:val="uk-UA"/>
               </w:rPr>
-              <w:t>№ за.п.</w:t>
+              <w:t xml:space="preserve">№ </w:t>
+            </w:r>
+            <w:proofErr w:type="spellStart"/>
+            <w:r>
+              <w:rPr>
+                <w:lang w:val="uk-UA"/>
+              </w:rPr>
+              <w:t>за.п</w:t>
+            </w:r>
+            <w:proofErr w:type="spellEnd"/>
+            <w:r>
+              <w:rPr>
+                <w:lang w:val="uk-UA"/>
+              </w:rPr>
+              <w:t>.</w:t>
             </w:r>
           </w:p>
         </w:tc>
@@ -1279,26 +1337,14 @@
               <w:spacing w:line="276" w:lineRule="auto"/>
               <w:jc w:val="center"/>
               <w:rPr>
-                <w:lang w:val="en-US"/>
-              </w:rPr>
-            </w:pPr>
-            <w:r>
-              <w:rPr>
-                <w:lang w:val="uk-UA"/>
-              </w:rPr>
-              <w:t>Найменування</w:t>
-            </w:r>
-            <w:r>
-              <w:rPr>
-                <w:lang w:val="en-US"/>
-              </w:rPr>
-              <w:t xml:space="preserve"> </w:t>
-            </w:r>
-            <w:r>
-              <w:rPr>
-                <w:lang w:val="uk-UA"/>
-              </w:rPr>
-              <w:t>робіт</w:t>
+                <w:lang w:val="uk-UA"/>
+              </w:rPr>
+            </w:pPr>
+            <w:r>
+              <w:rPr>
+                <w:lang w:val="uk-UA"/>
+              </w:rPr>
+              <w:t>Найменування робіт</w:t>
             </w:r>
           </w:p>
         </w:tc>
@@ -1318,7 +1364,21 @@
               <w:rPr>
                 <w:lang w:val="uk-UA"/>
               </w:rPr>
-              <w:t>Од. вим.</w:t>
+              <w:t xml:space="preserve">Од. </w:t>
+            </w:r>
+            <w:proofErr w:type="spellStart"/>
+            <w:r>
+              <w:rPr>
+                <w:lang w:val="uk-UA"/>
+              </w:rPr>
+              <w:t>вим</w:t>
+            </w:r>
+            <w:proofErr w:type="spellEnd"/>
+            <w:r>
+              <w:rPr>
+                <w:lang w:val="uk-UA"/>
+              </w:rPr>
+              <w:t>.</w:t>
             </w:r>
           </w:p>
         </w:tc>
@@ -1394,20 +1454,14 @@
               <w:spacing w:line="276" w:lineRule="auto"/>
               <w:jc w:val="center"/>
               <w:rPr>
-                <w:lang w:val="en-US"/>
-              </w:rPr>
-            </w:pPr>
-            <w:r>
-              <w:rPr>
-                <w:lang w:val="en-US"/>
-              </w:rPr>
-              <w:t>{#items}</w:t>
-            </w:r>
-            <w:r>
-              <w:rPr>
-                <w:lang w:val="en-US"/>
-              </w:rPr>
-              <w:t>{invoice-job-item-number}</w:t>
+                <w:lang w:val="uk-UA"/>
+              </w:rPr>
+            </w:pPr>
+            <w:r>
+              <w:rPr>
+                <w:lang w:val="uk-UA"/>
+              </w:rPr>
+              <w:t>{#items}{invoice-job-item-number}</w:t>
             </w:r>
           </w:p>
         </w:tc>
@@ -1425,9 +1479,23 @@
             </w:pPr>
             <w:r>
               <w:rPr>
-                <w:lang w:val="en-US"/>
-              </w:rPr>
-              <w:t>{invoice-job-item-title}</w:t>
+                <w:lang w:val="uk-UA"/>
+              </w:rPr>
+              <w:t>{</w:t>
+            </w:r>
+            <w:proofErr w:type="spellStart"/>
+            <w:r>
+              <w:rPr>
+                <w:lang w:val="uk-UA"/>
+              </w:rPr>
+              <w:t>invoice-job-item-title</w:t>
+            </w:r>
+            <w:proofErr w:type="spellEnd"/>
+            <w:r>
+              <w:rPr>
+                <w:lang w:val="uk-UA"/>
+              </w:rPr>
+              <w:t>}</w:t>
             </w:r>
           </w:p>
         </w:tc>
@@ -1446,9 +1514,23 @@
             </w:pPr>
             <w:r>
               <w:rPr>
-                <w:lang w:val="en-US"/>
-              </w:rPr>
-              <w:t>{invoice-job-item-unit}</w:t>
+                <w:lang w:val="uk-UA"/>
+              </w:rPr>
+              <w:t>{</w:t>
+            </w:r>
+            <w:proofErr w:type="spellStart"/>
+            <w:r>
+              <w:rPr>
+                <w:lang w:val="uk-UA"/>
+              </w:rPr>
+              <w:t>invoice-job-item-unit</w:t>
+            </w:r>
+            <w:proofErr w:type="spellEnd"/>
+            <w:r>
+              <w:rPr>
+                <w:lang w:val="uk-UA"/>
+              </w:rPr>
+              <w:t>}</w:t>
             </w:r>
           </w:p>
         </w:tc>
@@ -1467,9 +1549,23 @@
             </w:pPr>
             <w:r>
               <w:rPr>
-                <w:lang w:val="en-US"/>
-              </w:rPr>
-              <w:t>{invoice-job-item-quantity}</w:t>
+                <w:lang w:val="uk-UA"/>
+              </w:rPr>
+              <w:t>{</w:t>
+            </w:r>
+            <w:proofErr w:type="spellStart"/>
+            <w:r>
+              <w:rPr>
+                <w:lang w:val="uk-UA"/>
+              </w:rPr>
+              <w:t>invoice-job-item-quantity</w:t>
+            </w:r>
+            <w:proofErr w:type="spellEnd"/>
+            <w:r>
+              <w:rPr>
+                <w:lang w:val="uk-UA"/>
+              </w:rPr>
+              <w:t>}</w:t>
             </w:r>
           </w:p>
         </w:tc>
@@ -1488,9 +1584,23 @@
             </w:pPr>
             <w:r>
               <w:rPr>
-                <w:lang w:val="en-US"/>
-              </w:rPr>
-              <w:t>{invoice-job-item-price}</w:t>
+                <w:lang w:val="uk-UA"/>
+              </w:rPr>
+              <w:t>{</w:t>
+            </w:r>
+            <w:proofErr w:type="spellStart"/>
+            <w:r>
+              <w:rPr>
+                <w:lang w:val="uk-UA"/>
+              </w:rPr>
+              <w:t>invoice-job-item-price</w:t>
+            </w:r>
+            <w:proofErr w:type="spellEnd"/>
+            <w:r>
+              <w:rPr>
+                <w:lang w:val="uk-UA"/>
+              </w:rPr>
+              <w:t>}</w:t>
             </w:r>
           </w:p>
         </w:tc>
@@ -1504,20 +1614,42 @@
               <w:spacing w:line="276" w:lineRule="auto"/>
               <w:jc w:val="center"/>
               <w:rPr>
-                <w:lang w:val="en-US"/>
-              </w:rPr>
-            </w:pPr>
-            <w:r>
-              <w:rPr>
-                <w:lang w:val="en-US"/>
-              </w:rPr>
-              <w:t>{invoice-job-item-total-price}</w:t>
-            </w:r>
-            <w:r>
-              <w:rPr>
-                <w:lang w:val="en-US"/>
-              </w:rPr>
-              <w:t>{/items}</w:t>
+                <w:lang w:val="uk-UA"/>
+              </w:rPr>
+            </w:pPr>
+            <w:r>
+              <w:rPr>
+                <w:lang w:val="uk-UA"/>
+              </w:rPr>
+              <w:t>{</w:t>
+            </w:r>
+            <w:proofErr w:type="spellStart"/>
+            <w:r>
+              <w:rPr>
+                <w:lang w:val="uk-UA"/>
+              </w:rPr>
+              <w:t>invoice-job-item-total-price</w:t>
+            </w:r>
+            <w:proofErr w:type="spellEnd"/>
+            <w:r>
+              <w:rPr>
+                <w:lang w:val="uk-UA"/>
+              </w:rPr>
+              <w:t>}{/</w:t>
+            </w:r>
+            <w:proofErr w:type="spellStart"/>
+            <w:r>
+              <w:rPr>
+                <w:lang w:val="uk-UA"/>
+              </w:rPr>
+              <w:t>items</w:t>
+            </w:r>
+            <w:proofErr w:type="spellEnd"/>
+            <w:r>
+              <w:rPr>
+                <w:lang w:val="uk-UA"/>
+              </w:rPr>
+              <w:t>}</w:t>
             </w:r>
           </w:p>
         </w:tc>
@@ -1567,39 +1699,25 @@
               <w:rPr>
                 <w:b/>
                 <w:bCs/>
-                <w:lang w:val="en-US"/>
+                <w:lang w:val="uk-UA"/>
               </w:rPr>
               <w:t>{</w:t>
             </w:r>
+            <w:proofErr w:type="spellStart"/>
             <w:r>
               <w:rPr>
                 <w:b/>
                 <w:bCs/>
-                <w:lang w:val="en-US"/>
-              </w:rPr>
-              <w:t>invoice</w:t>
-            </w:r>
+                <w:lang w:val="uk-UA"/>
+              </w:rPr>
+              <w:t>invoice-jobs-price-without-tax</w:t>
+            </w:r>
+            <w:proofErr w:type="spellEnd"/>
             <w:r>
               <w:rPr>
                 <w:b/>
                 <w:bCs/>
-                <w:lang w:val="en-US"/>
-              </w:rPr>
-              <w:t>-jobs-price-</w:t>
-            </w:r>
-            <w:r>
-              <w:rPr>
-                <w:b/>
-                <w:bCs/>
-                <w:lang w:val="en-US"/>
-              </w:rPr>
-              <w:t>without-tax</w:t>
-            </w:r>
-            <w:r>
-              <w:rPr>
-                <w:b/>
-                <w:bCs/>
-                <w:lang w:val="en-US"/>
+                <w:lang w:val="uk-UA"/>
               </w:rPr>
               <w:t>}</w:t>
             </w:r>
@@ -1628,13 +1746,7 @@
               <w:rPr>
                 <w:lang w:val="uk-UA"/>
               </w:rPr>
-              <w:t>ПДВ</w:t>
-            </w:r>
-            <w:r>
-              <w:rPr>
-                <w:lang w:val="uk-UA"/>
-              </w:rPr>
-              <w:t xml:space="preserve"> 20%</w:t>
+              <w:t>ПДВ 20%</w:t>
             </w:r>
           </w:p>
         </w:tc>
@@ -1657,39 +1769,25 @@
               <w:rPr>
                 <w:b/>
                 <w:bCs/>
-                <w:lang w:val="en-US"/>
+                <w:lang w:val="uk-UA"/>
               </w:rPr>
               <w:t>{</w:t>
             </w:r>
+            <w:proofErr w:type="spellStart"/>
             <w:r>
               <w:rPr>
                 <w:b/>
                 <w:bCs/>
-                <w:lang w:val="en-US"/>
-              </w:rPr>
-              <w:t>invoice</w:t>
-            </w:r>
+                <w:lang w:val="uk-UA"/>
+              </w:rPr>
+              <w:t>invoice-jobs-tax</w:t>
+            </w:r>
+            <w:proofErr w:type="spellEnd"/>
             <w:r>
               <w:rPr>
                 <w:b/>
                 <w:bCs/>
-                <w:lang w:val="en-US"/>
-              </w:rPr>
-              <w:t>-jobs-</w:t>
-            </w:r>
-            <w:r>
-              <w:rPr>
-                <w:b/>
-                <w:bCs/>
-                <w:lang w:val="en-US"/>
-              </w:rPr>
-              <w:t>tax</w:t>
-            </w:r>
-            <w:r>
-              <w:rPr>
-                <w:b/>
-                <w:bCs/>
-                <w:lang w:val="en-US"/>
+                <w:lang w:val="uk-UA"/>
               </w:rPr>
               <w:t>}</w:t>
             </w:r>
@@ -1718,13 +1816,7 @@
               <w:rPr>
                 <w:lang w:val="uk-UA"/>
               </w:rPr>
-              <w:t>Всього з ПДВ</w:t>
-            </w:r>
-            <w:r>
-              <w:rPr>
-                <w:lang w:val="uk-UA"/>
-              </w:rPr>
-              <w:t xml:space="preserve"> 20 %</w:t>
+              <w:t>Всього з ПДВ 20 %</w:t>
             </w:r>
           </w:p>
         </w:tc>
@@ -1747,39 +1839,25 @@
               <w:rPr>
                 <w:b/>
                 <w:bCs/>
-                <w:lang w:val="en-US"/>
+                <w:lang w:val="uk-UA"/>
               </w:rPr>
               <w:t>{</w:t>
             </w:r>
+            <w:proofErr w:type="spellStart"/>
             <w:r>
               <w:rPr>
                 <w:b/>
                 <w:bCs/>
-                <w:lang w:val="en-US"/>
-              </w:rPr>
-              <w:t>invoice</w:t>
-            </w:r>
+                <w:lang w:val="uk-UA"/>
+              </w:rPr>
+              <w:t>invoice-jobs-price-with-tax</w:t>
+            </w:r>
+            <w:proofErr w:type="spellEnd"/>
             <w:r>
               <w:rPr>
                 <w:b/>
                 <w:bCs/>
-                <w:lang w:val="en-US"/>
-              </w:rPr>
-              <w:t>-jobs-price-</w:t>
-            </w:r>
-            <w:r>
-              <w:rPr>
-                <w:b/>
-                <w:bCs/>
-                <w:lang w:val="en-US"/>
-              </w:rPr>
-              <w:t>with-tax</w:t>
-            </w:r>
-            <w:r>
-              <w:rPr>
-                <w:b/>
-                <w:bCs/>
-                <w:lang w:val="en-US"/>
+                <w:lang w:val="uk-UA"/>
               </w:rPr>
               <w:t>}</w:t>
             </w:r>
@@ -1791,7 +1869,7 @@
       <w:pPr>
         <w:rPr>
           <w:rFonts w:asciiTheme="majorBidi" w:hAnsiTheme="majorBidi" w:cstheme="majorBidi"/>
-          <w:lang w:val="en-US"/>
+          <w:lang w:val="uk-UA"/>
         </w:rPr>
       </w:pPr>
     </w:p>
@@ -1799,7 +1877,7 @@
       <w:pPr>
         <w:rPr>
           <w:rFonts w:asciiTheme="majorBidi" w:hAnsiTheme="majorBidi" w:cstheme="majorBidi"/>
-          <w:lang w:val="en-US"/>
+          <w:lang w:val="uk-UA"/>
         </w:rPr>
       </w:pPr>
     </w:p>
@@ -1827,46 +1905,16 @@
         </w:rPr>
         <w:t>{</w:t>
       </w:r>
-      <w:r>
-        <w:rPr>
-          <w:b/>
-          <w:bCs/>
-          <w:lang w:val="en-US"/>
-        </w:rPr>
-        <w:t>invoice</w:t>
-      </w:r>
+      <w:proofErr w:type="spellStart"/>
       <w:r>
         <w:rPr>
           <w:b/>
           <w:bCs/>
           <w:lang w:val="uk-UA"/>
         </w:rPr>
-        <w:t>-</w:t>
+        <w:t>invoice-price-literal</w:t>
       </w:r>
-      <w:r>
-        <w:rPr>
-          <w:b/>
-          <w:bCs/>
-          <w:lang w:val="en-US"/>
-        </w:rPr>
-        <w:t>price</w:t>
-      </w:r>
-      <w:r>
-        <w:rPr>
-          <w:b/>
-          <w:bCs/>
-          <w:lang w:val="uk-UA"/>
-        </w:rPr>
-        <w:t>-</w:t>
-      </w:r>
-      <w:r>
-        <w:rPr>
-          <w:b/>
-          <w:bCs/>
-          <w:lang w:val="en-US"/>
-        </w:rPr>
-        <w:t>literal</w:t>
-      </w:r>
+      <w:proofErr w:type="spellEnd"/>
       <w:r>
         <w:rPr>
           <w:b/>
@@ -1934,23 +1982,39 @@
             <w:r>
               <w:rPr>
                 <w:rFonts w:asciiTheme="majorBidi" w:hAnsiTheme="majorBidi" w:cstheme="majorBidi"/>
-                <w:lang w:val="en-US"/>
-              </w:rPr>
-              <w:t>{invoice-</w:t>
-            </w:r>
-            <w:r>
-              <w:rPr>
-                <w:rFonts w:asciiTheme="majorBidi" w:hAnsiTheme="majorBidi" w:cstheme="majorBidi"/>
-                <w:lang w:val="en-US"/>
+                <w:lang w:val="uk-UA"/>
+              </w:rPr>
+              <w:t>{</w:t>
+            </w:r>
+            <w:proofErr w:type="spellStart"/>
+            <w:r>
+              <w:rPr>
+                <w:rFonts w:asciiTheme="majorBidi" w:hAnsiTheme="majorBidi" w:cstheme="majorBidi"/>
+                <w:lang w:val="uk-UA"/>
+              </w:rPr>
+              <w:t>invoice-</w:t>
+            </w:r>
+            <w:r>
+              <w:rPr>
+                <w:rFonts w:asciiTheme="majorBidi" w:hAnsiTheme="majorBidi" w:cstheme="majorBidi"/>
+                <w:lang w:val="uk-UA"/>
               </w:rPr>
               <w:t>contractor</w:t>
             </w:r>
             <w:r>
               <w:rPr>
                 <w:rFonts w:asciiTheme="majorBidi" w:hAnsiTheme="majorBidi" w:cstheme="majorBidi"/>
-                <w:lang w:val="en-US"/>
-              </w:rPr>
-              <w:t>-position}</w:t>
+                <w:lang w:val="uk-UA"/>
+              </w:rPr>
+              <w:t>-position</w:t>
+            </w:r>
+            <w:proofErr w:type="spellEnd"/>
+            <w:r>
+              <w:rPr>
+                <w:rFonts w:asciiTheme="majorBidi" w:hAnsiTheme="majorBidi" w:cstheme="majorBidi"/>
+                <w:lang w:val="uk-UA"/>
+              </w:rPr>
+              <w:t>}</w:t>
             </w:r>
             <w:r>
               <w:rPr>
@@ -1971,7 +2035,7 @@
               <w:jc w:val="right"/>
               <w:rPr>
                 <w:rFonts w:asciiTheme="majorBidi" w:hAnsiTheme="majorBidi" w:cstheme="majorBidi"/>
-                <w:lang w:val="en-US"/>
+                <w:lang w:val="uk-UA"/>
               </w:rPr>
             </w:pPr>
             <w:r>
@@ -1984,37 +2048,39 @@
             <w:r>
               <w:rPr>
                 <w:rFonts w:asciiTheme="majorBidi" w:hAnsiTheme="majorBidi" w:cstheme="majorBidi"/>
-                <w:lang w:val="en-US"/>
-              </w:rPr>
-              <w:t>{invoice</w:t>
-            </w:r>
-            <w:r>
-              <w:rPr>
-                <w:rFonts w:asciiTheme="majorBidi" w:hAnsiTheme="majorBidi" w:cstheme="majorBidi"/>
-                <w:lang w:val="en-US"/>
-              </w:rPr>
-              <w:t>-sign-</w:t>
-            </w:r>
-            <w:r>
-              <w:rPr>
-                <w:rFonts w:asciiTheme="majorBidi" w:hAnsiTheme="majorBidi" w:cstheme="majorBidi"/>
-                <w:lang w:val="en-US"/>
+                <w:lang w:val="uk-UA"/>
+              </w:rPr>
+              <w:t>{</w:t>
+            </w:r>
+            <w:proofErr w:type="spellStart"/>
+            <w:r>
+              <w:rPr>
+                <w:rFonts w:asciiTheme="majorBidi" w:hAnsiTheme="majorBidi" w:cstheme="majorBidi"/>
+                <w:lang w:val="uk-UA"/>
+              </w:rPr>
+              <w:t>invoice-sign-</w:t>
+            </w:r>
+            <w:r>
+              <w:rPr>
+                <w:rFonts w:asciiTheme="majorBidi" w:hAnsiTheme="majorBidi" w:cstheme="majorBidi"/>
+                <w:lang w:val="uk-UA"/>
               </w:rPr>
               <w:t>contractor</w:t>
             </w:r>
             <w:r>
               <w:rPr>
                 <w:rFonts w:asciiTheme="majorBidi" w:hAnsiTheme="majorBidi" w:cstheme="majorBidi"/>
-                <w:lang w:val="en-US"/>
-              </w:rPr>
-              <w:t>-perso</w:t>
-            </w:r>
-            <w:r>
-              <w:rPr>
-                <w:rFonts w:asciiTheme="majorBidi" w:hAnsiTheme="majorBidi" w:cstheme="majorBidi"/>
-                <w:lang w:val="en-US"/>
-              </w:rPr>
-              <w:t>n}</w:t>
+                <w:lang w:val="uk-UA"/>
+              </w:rPr>
+              <w:t>-person</w:t>
+            </w:r>
+            <w:proofErr w:type="spellEnd"/>
+            <w:r>
+              <w:rPr>
+                <w:rFonts w:asciiTheme="majorBidi" w:hAnsiTheme="majorBidi" w:cstheme="majorBidi"/>
+                <w:lang w:val="uk-UA"/>
+              </w:rPr>
+              <w:t>}</w:t>
             </w:r>
           </w:p>
         </w:tc>
@@ -2041,27 +2107,9 @@
           <w:bCs/>
           <w:sz w:val="20"/>
           <w:szCs w:val="20"/>
-          <w:lang w:val="en-US" w:eastAsia="uk-UA"/>
-        </w:rPr>
-        <w:t>(</w:t>
-      </w:r>
-      <w:r>
-        <w:rPr>
-          <w:bCs/>
-          <w:sz w:val="20"/>
-          <w:szCs w:val="20"/>
           <w:lang w:val="uk-UA" w:eastAsia="uk-UA"/>
         </w:rPr>
-        <w:t>М.П.</w:t>
-      </w:r>
-      <w:r>
-        <w:rPr>
-          <w:bCs/>
-          <w:sz w:val="20"/>
-          <w:szCs w:val="20"/>
-          <w:lang w:val="en-US" w:eastAsia="uk-UA"/>
-        </w:rPr>
-        <w:t>)</w:t>
+        <w:t>(М.П.)</w:t>
       </w:r>
     </w:p>
     <w:sectPr>
